--- a/internal_doc/12.需求跟踪/pg类型对接.docx
+++ b/internal_doc/12.需求跟踪/pg类型对接.docx
@@ -2,19 +2,10 @@
 <file path=word/document.xml><?xml version="1.0" encoding="utf-8"?>
 <w:document xmlns:ve="http://schemas.openxmlformats.org/markup-compatibility/2006" xmlns:o="urn:schemas-microsoft-com:office:office" xmlns:r="http://schemas.openxmlformats.org/officeDocument/2006/relationships" xmlns:m="http://schemas.openxmlformats.org/officeDocument/2006/math" xmlns:v="urn:schemas-microsoft-com:vml" xmlns:wp="http://schemas.openxmlformats.org/drawingml/2006/wordprocessingDrawing" xmlns:w10="urn:schemas-microsoft-com:office:word" xmlns:w="http://schemas.openxmlformats.org/wordprocessingml/2006/main" xmlns:wne="http://schemas.microsoft.com/office/word/2006/wordml">
   <w:body>
+    <w:p/>
     <w:p>
       <w:pPr>
-        <w:rPr>
-          <w:rFonts w:hint="eastAsia"/>
-        </w:rPr>
-      </w:pPr>
-    </w:p>
-    <w:p>
-      <w:pPr>
-        <w:pStyle w:val="1"/>
-        <w:rPr>
-          <w:rFonts w:hint="eastAsia"/>
-        </w:rPr>
+        <w:pStyle w:val="Heading1"/>
       </w:pPr>
       <w:r>
         <w:rPr>
@@ -25,26 +16,42 @@
     </w:p>
     <w:tbl>
       <w:tblPr>
-        <w:tblStyle w:val="a6"/>
-        <w:tblW w:w="0" w:type="auto"/>
+        <w:tblStyle w:val="TableGrid"/>
+        <w:tblW w:w="9640" w:type="dxa"/>
+        <w:tblInd w:w="-601" w:type="dxa"/>
+        <w:tblLayout w:type="fixed"/>
         <w:tblLook w:val="04A0"/>
       </w:tblPr>
       <w:tblGrid>
-        <w:gridCol w:w="1537"/>
-        <w:gridCol w:w="1503"/>
-        <w:gridCol w:w="1676"/>
-        <w:gridCol w:w="2151"/>
-        <w:gridCol w:w="1655"/>
+        <w:gridCol w:w="1135"/>
+        <w:gridCol w:w="850"/>
+        <w:gridCol w:w="2268"/>
+        <w:gridCol w:w="2032"/>
+        <w:gridCol w:w="1087"/>
+        <w:gridCol w:w="2268"/>
       </w:tblGrid>
       <w:tr>
         <w:tc>
           <w:tcPr>
-            <w:tcW w:w="1704" w:type="dxa"/>
-          </w:tcPr>
-          <w:p>
-            <w:r>
-              <w:rPr>
-                <w:rFonts w:hint="eastAsia"/>
+            <w:tcW w:w="1135" w:type="dxa"/>
+          </w:tcPr>
+          <w:p>
+            <w:pPr>
+              <w:rPr>
+                <w:rFonts w:ascii="Arial Unicode MS" w:eastAsia="Arial Unicode MS" w:hAnsi="Arial Unicode MS" w:cs="Arial Unicode MS"/>
+                <w:color w:val="000000"/>
+                <w:sz w:val="15"/>
+                <w:szCs w:val="15"/>
+                <w:shd w:val="clear" w:color="auto" w:fill="FFFFFF"/>
+              </w:rPr>
+            </w:pPr>
+            <w:r>
+              <w:rPr>
+                <w:rFonts w:ascii="Arial Unicode MS" w:eastAsia="Arial Unicode MS" w:hAnsi="Arial Unicode MS" w:cs="Arial Unicode MS" w:hint="eastAsia"/>
+                <w:color w:val="000000"/>
+                <w:sz w:val="15"/>
+                <w:szCs w:val="15"/>
+                <w:shd w:val="clear" w:color="auto" w:fill="FFFFFF"/>
               </w:rPr>
               <w:t>Name</w:t>
             </w:r>
@@ -52,25 +59,46 @@
         </w:tc>
         <w:tc>
           <w:tcPr>
-            <w:tcW w:w="1704" w:type="dxa"/>
-          </w:tcPr>
-          <w:p>
-            <w:pPr>
-              <w:rPr>
-                <w:rFonts w:hint="eastAsia"/>
-              </w:rPr>
-            </w:pPr>
-            <w:r>
-              <w:rPr>
-                <w:rFonts w:hint="eastAsia"/>
+            <w:tcW w:w="850" w:type="dxa"/>
+          </w:tcPr>
+          <w:p>
+            <w:pPr>
+              <w:rPr>
+                <w:rFonts w:ascii="Arial Unicode MS" w:eastAsia="Arial Unicode MS" w:hAnsi="Arial Unicode MS" w:cs="Arial Unicode MS"/>
+                <w:color w:val="000000"/>
+                <w:sz w:val="15"/>
+                <w:szCs w:val="15"/>
+                <w:shd w:val="clear" w:color="auto" w:fill="FFFFFF"/>
+              </w:rPr>
+            </w:pPr>
+            <w:r>
+              <w:rPr>
+                <w:rFonts w:ascii="Arial Unicode MS" w:eastAsia="Arial Unicode MS" w:hAnsi="Arial Unicode MS" w:cs="Arial Unicode MS" w:hint="eastAsia"/>
+                <w:color w:val="000000"/>
+                <w:sz w:val="15"/>
+                <w:szCs w:val="15"/>
+                <w:shd w:val="clear" w:color="auto" w:fill="FFFFFF"/>
               </w:rPr>
               <w:t>Storage Size</w:t>
             </w:r>
           </w:p>
           <w:p>
-            <w:r>
-              <w:rPr>
-                <w:rFonts w:hint="eastAsia"/>
+            <w:pPr>
+              <w:rPr>
+                <w:rFonts w:ascii="Arial Unicode MS" w:eastAsia="Arial Unicode MS" w:hAnsi="Arial Unicode MS" w:cs="Arial Unicode MS"/>
+                <w:color w:val="000000"/>
+                <w:sz w:val="15"/>
+                <w:szCs w:val="15"/>
+                <w:shd w:val="clear" w:color="auto" w:fill="FFFFFF"/>
+              </w:rPr>
+            </w:pPr>
+            <w:r>
+              <w:rPr>
+                <w:rFonts w:ascii="Arial Unicode MS" w:eastAsia="Arial Unicode MS" w:hAnsi="Arial Unicode MS" w:cs="Arial Unicode MS" w:hint="eastAsia"/>
+                <w:color w:val="000000"/>
+                <w:sz w:val="15"/>
+                <w:szCs w:val="15"/>
+                <w:shd w:val="clear" w:color="auto" w:fill="FFFFFF"/>
               </w:rPr>
               <w:t>(bytes)</w:t>
             </w:r>
@@ -78,12 +106,25 @@
         </w:tc>
         <w:tc>
           <w:tcPr>
-            <w:tcW w:w="1704" w:type="dxa"/>
-          </w:tcPr>
-          <w:p>
-            <w:r>
-              <w:rPr>
-                <w:rFonts w:hint="eastAsia"/>
+            <w:tcW w:w="2268" w:type="dxa"/>
+          </w:tcPr>
+          <w:p>
+            <w:pPr>
+              <w:rPr>
+                <w:rFonts w:ascii="Arial Unicode MS" w:eastAsia="Arial Unicode MS" w:hAnsi="Arial Unicode MS" w:cs="Arial Unicode MS"/>
+                <w:color w:val="000000"/>
+                <w:sz w:val="15"/>
+                <w:szCs w:val="15"/>
+                <w:shd w:val="clear" w:color="auto" w:fill="FFFFFF"/>
+              </w:rPr>
+            </w:pPr>
+            <w:r>
+              <w:rPr>
+                <w:rFonts w:ascii="Arial Unicode MS" w:eastAsia="Arial Unicode MS" w:hAnsi="Arial Unicode MS" w:cs="Arial Unicode MS" w:hint="eastAsia"/>
+                <w:color w:val="000000"/>
+                <w:sz w:val="15"/>
+                <w:szCs w:val="15"/>
+                <w:shd w:val="clear" w:color="auto" w:fill="FFFFFF"/>
               </w:rPr>
               <w:t>Decription</w:t>
             </w:r>
@@ -91,12 +132,25 @@
         </w:tc>
         <w:tc>
           <w:tcPr>
-            <w:tcW w:w="1705" w:type="dxa"/>
-          </w:tcPr>
-          <w:p>
-            <w:r>
-              <w:rPr>
-                <w:rFonts w:hint="eastAsia"/>
+            <w:tcW w:w="2032" w:type="dxa"/>
+          </w:tcPr>
+          <w:p>
+            <w:pPr>
+              <w:rPr>
+                <w:rFonts w:ascii="Arial Unicode MS" w:eastAsia="Arial Unicode MS" w:hAnsi="Arial Unicode MS" w:cs="Arial Unicode MS"/>
+                <w:color w:val="000000"/>
+                <w:sz w:val="15"/>
+                <w:szCs w:val="15"/>
+                <w:shd w:val="clear" w:color="auto" w:fill="FFFFFF"/>
+              </w:rPr>
+            </w:pPr>
+            <w:r>
+              <w:rPr>
+                <w:rFonts w:ascii="Arial Unicode MS" w:eastAsia="Arial Unicode MS" w:hAnsi="Arial Unicode MS" w:cs="Arial Unicode MS" w:hint="eastAsia"/>
+                <w:color w:val="000000"/>
+                <w:sz w:val="15"/>
+                <w:szCs w:val="15"/>
+                <w:shd w:val="clear" w:color="auto" w:fill="FFFFFF"/>
               </w:rPr>
               <w:t>Range</w:t>
             </w:r>
@@ -104,19 +158,53 @@
         </w:tc>
         <w:tc>
           <w:tcPr>
-            <w:tcW w:w="1705" w:type="dxa"/>
-          </w:tcPr>
-          <w:p>
-            <w:pPr>
-              <w:rPr>
-                <w:rFonts w:hint="eastAsia"/>
-              </w:rPr>
-            </w:pPr>
-            <w:r>
-              <w:rPr>
-                <w:rFonts w:hint="eastAsia"/>
+            <w:tcW w:w="1087" w:type="dxa"/>
+          </w:tcPr>
+          <w:p>
+            <w:pPr>
+              <w:rPr>
+                <w:rFonts w:ascii="Arial Unicode MS" w:eastAsia="Arial Unicode MS" w:hAnsi="Arial Unicode MS" w:cs="Arial Unicode MS"/>
+                <w:color w:val="000000"/>
+                <w:sz w:val="15"/>
+                <w:szCs w:val="15"/>
+                <w:shd w:val="clear" w:color="auto" w:fill="FFFFFF"/>
+              </w:rPr>
+            </w:pPr>
+            <w:r>
+              <w:rPr>
+                <w:rFonts w:ascii="Arial Unicode MS" w:eastAsia="Arial Unicode MS" w:hAnsi="Arial Unicode MS" w:cs="Arial Unicode MS" w:hint="eastAsia"/>
+                <w:color w:val="000000"/>
+                <w:sz w:val="15"/>
+                <w:szCs w:val="15"/>
+                <w:shd w:val="clear" w:color="auto" w:fill="FFFFFF"/>
               </w:rPr>
               <w:t>Suggestion in Sdb</w:t>
+            </w:r>
+          </w:p>
+        </w:tc>
+        <w:tc>
+          <w:tcPr>
+            <w:tcW w:w="2268" w:type="dxa"/>
+          </w:tcPr>
+          <w:p>
+            <w:pPr>
+              <w:rPr>
+                <w:rFonts w:ascii="Arial Unicode MS" w:eastAsia="Arial Unicode MS" w:hAnsi="Arial Unicode MS" w:cs="Arial Unicode MS"/>
+                <w:color w:val="000000"/>
+                <w:sz w:val="15"/>
+                <w:szCs w:val="15"/>
+                <w:shd w:val="clear" w:color="auto" w:fill="FFFFFF"/>
+              </w:rPr>
+            </w:pPr>
+            <w:r>
+              <w:rPr>
+                <w:rFonts w:ascii="Arial Unicode MS" w:eastAsia="Arial Unicode MS" w:hAnsi="Arial Unicode MS" w:cs="Arial Unicode MS" w:hint="eastAsia"/>
+                <w:color w:val="000000"/>
+                <w:sz w:val="15"/>
+                <w:szCs w:val="15"/>
+                <w:shd w:val="clear" w:color="auto" w:fill="FFFFFF"/>
+              </w:rPr>
+              <w:t>remark</w:t>
             </w:r>
           </w:p>
         </w:tc>
@@ -124,25 +212,71 @@
       <w:tr>
         <w:tc>
           <w:tcPr>
-            <w:tcW w:w="1704" w:type="dxa"/>
-          </w:tcPr>
-          <w:p>
-            <w:r>
-              <w:rPr>
-                <w:rFonts w:hint="eastAsia"/>
-              </w:rPr>
-              <w:t>smallint</w:t>
-            </w:r>
-          </w:p>
-        </w:tc>
-        <w:tc>
-          <w:tcPr>
-            <w:tcW w:w="1704" w:type="dxa"/>
-          </w:tcPr>
-          <w:p>
-            <w:r>
-              <w:rPr>
-                <w:rFonts w:hint="eastAsia"/>
+            <w:tcW w:w="1135" w:type="dxa"/>
+          </w:tcPr>
+          <w:p>
+            <w:pPr>
+              <w:rPr>
+                <w:rFonts w:ascii="Arial Unicode MS" w:eastAsia="Arial Unicode MS" w:hAnsi="Arial Unicode MS" w:cs="Arial Unicode MS"/>
+                <w:color w:val="000000"/>
+                <w:sz w:val="15"/>
+                <w:szCs w:val="15"/>
+                <w:shd w:val="clear" w:color="auto" w:fill="FFFFFF"/>
+              </w:rPr>
+            </w:pPr>
+            <w:r>
+              <w:rPr>
+                <w:rFonts w:ascii="Arial Unicode MS" w:eastAsia="Arial Unicode MS" w:hAnsi="Arial Unicode MS" w:cs="Arial Unicode MS" w:hint="eastAsia"/>
+                <w:color w:val="000000"/>
+                <w:sz w:val="15"/>
+                <w:szCs w:val="15"/>
+                <w:shd w:val="clear" w:color="auto" w:fill="FFFFFF"/>
+              </w:rPr>
+              <w:t>s</w:t>
+            </w:r>
+            <w:r>
+              <w:rPr>
+                <w:rFonts w:ascii="Arial Unicode MS" w:eastAsia="Arial Unicode MS" w:hAnsi="Arial Unicode MS" w:cs="Arial Unicode MS" w:hint="eastAsia"/>
+                <w:color w:val="000000"/>
+                <w:sz w:val="15"/>
+                <w:szCs w:val="15"/>
+                <w:shd w:val="clear" w:color="auto" w:fill="FFFFFF"/>
+              </w:rPr>
+              <w:t>mallint</w:t>
+            </w:r>
+            <w:r>
+              <w:rPr>
+                <w:rFonts w:ascii="Arial Unicode MS" w:eastAsia="Arial Unicode MS" w:hAnsi="Arial Unicode MS" w:cs="Arial Unicode MS" w:hint="eastAsia"/>
+                <w:color w:val="000000"/>
+                <w:sz w:val="15"/>
+                <w:szCs w:val="15"/>
+                <w:shd w:val="clear" w:color="auto" w:fill="FFFFFF"/>
+              </w:rPr>
+              <w:t>、int2</w:t>
+            </w:r>
+          </w:p>
+        </w:tc>
+        <w:tc>
+          <w:tcPr>
+            <w:tcW w:w="850" w:type="dxa"/>
+          </w:tcPr>
+          <w:p>
+            <w:pPr>
+              <w:rPr>
+                <w:rFonts w:ascii="Arial Unicode MS" w:eastAsia="Arial Unicode MS" w:hAnsi="Arial Unicode MS" w:cs="Arial Unicode MS"/>
+                <w:color w:val="000000"/>
+                <w:sz w:val="15"/>
+                <w:szCs w:val="15"/>
+                <w:shd w:val="clear" w:color="auto" w:fill="FFFFFF"/>
+              </w:rPr>
+            </w:pPr>
+            <w:r>
+              <w:rPr>
+                <w:rFonts w:ascii="Arial Unicode MS" w:eastAsia="Arial Unicode MS" w:hAnsi="Arial Unicode MS" w:cs="Arial Unicode MS" w:hint="eastAsia"/>
+                <w:color w:val="000000"/>
+                <w:sz w:val="15"/>
+                <w:szCs w:val="15"/>
+                <w:shd w:val="clear" w:color="auto" w:fill="FFFFFF"/>
               </w:rPr>
               <w:t>2</w:t>
             </w:r>
@@ -150,12 +284,21 @@
         </w:tc>
         <w:tc>
           <w:tcPr>
-            <w:tcW w:w="1704" w:type="dxa"/>
-          </w:tcPr>
-          <w:p>
-            <w:r>
-              <w:rPr>
-                <w:rFonts w:ascii="Verdana" w:hAnsi="Verdana"/>
+            <w:tcW w:w="2268" w:type="dxa"/>
+          </w:tcPr>
+          <w:p>
+            <w:pPr>
+              <w:rPr>
+                <w:rFonts w:ascii="Arial Unicode MS" w:eastAsia="Arial Unicode MS" w:hAnsi="Arial Unicode MS" w:cs="Arial Unicode MS"/>
+                <w:color w:val="000000"/>
+                <w:sz w:val="15"/>
+                <w:szCs w:val="15"/>
+                <w:shd w:val="clear" w:color="auto" w:fill="FFFFFF"/>
+              </w:rPr>
+            </w:pPr>
+            <w:r>
+              <w:rPr>
+                <w:rFonts w:ascii="Arial Unicode MS" w:eastAsia="Arial Unicode MS" w:hAnsi="Arial Unicode MS" w:cs="Arial Unicode MS"/>
                 <w:color w:val="000000"/>
                 <w:sz w:val="15"/>
                 <w:szCs w:val="15"/>
@@ -167,12 +310,21 @@
         </w:tc>
         <w:tc>
           <w:tcPr>
-            <w:tcW w:w="1705" w:type="dxa"/>
-          </w:tcPr>
-          <w:p>
-            <w:r>
-              <w:rPr>
-                <w:rFonts w:ascii="Verdana" w:hAnsi="Verdana"/>
+            <w:tcW w:w="2032" w:type="dxa"/>
+          </w:tcPr>
+          <w:p>
+            <w:pPr>
+              <w:rPr>
+                <w:rFonts w:ascii="Arial Unicode MS" w:eastAsia="Arial Unicode MS" w:hAnsi="Arial Unicode MS" w:cs="Arial Unicode MS"/>
+                <w:color w:val="000000"/>
+                <w:sz w:val="15"/>
+                <w:szCs w:val="15"/>
+                <w:shd w:val="clear" w:color="auto" w:fill="FFFFFF"/>
+              </w:rPr>
+            </w:pPr>
+            <w:r>
+              <w:rPr>
+                <w:rFonts w:ascii="Arial Unicode MS" w:eastAsia="Arial Unicode MS" w:hAnsi="Arial Unicode MS" w:cs="Arial Unicode MS"/>
                 <w:color w:val="000000"/>
                 <w:sz w:val="15"/>
                 <w:szCs w:val="15"/>
@@ -184,19 +336,93 @@
         </w:tc>
         <w:tc>
           <w:tcPr>
-            <w:tcW w:w="1705" w:type="dxa"/>
-          </w:tcPr>
-          <w:p>
-            <w:pPr>
-              <w:rPr>
-                <w:rFonts w:hint="eastAsia"/>
-              </w:rPr>
-            </w:pPr>
-            <w:r>
-              <w:rPr>
-                <w:rFonts w:hint="eastAsia"/>
+            <w:tcW w:w="1087" w:type="dxa"/>
+          </w:tcPr>
+          <w:p>
+            <w:pPr>
+              <w:rPr>
+                <w:rFonts w:ascii="Arial Unicode MS" w:eastAsia="Arial Unicode MS" w:hAnsi="Arial Unicode MS" w:cs="Arial Unicode MS"/>
+                <w:color w:val="000000"/>
+                <w:sz w:val="15"/>
+                <w:szCs w:val="15"/>
+                <w:shd w:val="clear" w:color="auto" w:fill="FFFFFF"/>
+              </w:rPr>
+            </w:pPr>
+            <w:r>
+              <w:rPr>
+                <w:rFonts w:ascii="Arial Unicode MS" w:eastAsia="Arial Unicode MS" w:hAnsi="Arial Unicode MS" w:cs="Arial Unicode MS" w:hint="eastAsia"/>
+                <w:color w:val="000000"/>
+                <w:sz w:val="15"/>
+                <w:szCs w:val="15"/>
+                <w:shd w:val="clear" w:color="auto" w:fill="FFFFFF"/>
               </w:rPr>
               <w:t>NumberInt</w:t>
+            </w:r>
+          </w:p>
+        </w:tc>
+        <w:tc>
+          <w:tcPr>
+            <w:tcW w:w="2268" w:type="dxa"/>
+          </w:tcPr>
+          <w:p>
+            <w:pPr>
+              <w:rPr>
+                <w:rFonts w:ascii="Arial Unicode MS" w:eastAsia="Arial Unicode MS" w:hAnsi="Arial Unicode MS" w:cs="Arial Unicode MS"/>
+                <w:color w:val="000000"/>
+                <w:sz w:val="15"/>
+                <w:szCs w:val="15"/>
+                <w:shd w:val="clear" w:color="auto" w:fill="FFFFFF"/>
+              </w:rPr>
+            </w:pPr>
+            <w:r>
+              <w:rPr>
+                <w:rFonts w:ascii="Arial Unicode MS" w:eastAsia="Arial Unicode MS" w:hAnsi="Arial Unicode MS" w:cs="Arial Unicode MS"/>
+                <w:color w:val="000000"/>
+                <w:sz w:val="15"/>
+                <w:szCs w:val="15"/>
+                <w:shd w:val="clear" w:color="auto" w:fill="FFFFFF"/>
+              </w:rPr>
+              <w:t>P</w:t>
+            </w:r>
+            <w:r>
+              <w:rPr>
+                <w:rFonts w:ascii="Arial Unicode MS" w:eastAsia="Arial Unicode MS" w:hAnsi="Arial Unicode MS" w:cs="Arial Unicode MS" w:hint="eastAsia"/>
+                <w:color w:val="000000"/>
+                <w:sz w:val="15"/>
+                <w:szCs w:val="15"/>
+                <w:shd w:val="clear" w:color="auto" w:fill="FFFFFF"/>
+              </w:rPr>
+              <w:t>ostgresql</w:t>
+            </w:r>
+            <w:r>
+              <w:rPr>
+                <w:rFonts w:ascii="Arial Unicode MS" w:eastAsia="Arial Unicode MS" w:hAnsi="Arial Unicode MS" w:cs="Arial Unicode MS" w:hint="eastAsia"/>
+                <w:color w:val="000000"/>
+                <w:sz w:val="15"/>
+                <w:szCs w:val="15"/>
+                <w:shd w:val="clear" w:color="auto" w:fill="FFFFFF"/>
+              </w:rPr>
+              <w:t xml:space="preserve"> </w:t>
+            </w:r>
+            <w:r>
+              <w:rPr>
+                <w:rFonts w:ascii="Arial Unicode MS" w:eastAsia="Arial Unicode MS" w:hAnsi="Arial Unicode MS" w:cs="Arial Unicode MS" w:hint="eastAsia"/>
+                <w:color w:val="000000"/>
+                <w:sz w:val="15"/>
+                <w:szCs w:val="15"/>
+                <w:shd w:val="clear" w:color="auto" w:fill="FFFFFF"/>
+              </w:rPr>
+              <w:t>may</w:t>
+            </w:r>
+            <w:r>
+              <w:rPr>
+                <w:rFonts w:ascii="Arial Unicode MS" w:eastAsia="Arial Unicode MS" w:hAnsi="Arial Unicode MS" w:cs="Arial Unicode MS" w:hint="eastAsia"/>
+                <w:color w:val="000000"/>
+                <w:sz w:val="15"/>
+                <w:szCs w:val="15"/>
+                <w:shd w:val="clear" w:color="auto" w:fill="FFFFFF"/>
+              </w:rPr>
+              <w:t xml:space="preserve"> overflow</w:t>
             </w:r>
           </w:p>
         </w:tc>
@@ -204,25 +430,81 @@
       <w:tr>
         <w:tc>
           <w:tcPr>
-            <w:tcW w:w="1704" w:type="dxa"/>
-          </w:tcPr>
-          <w:p>
-            <w:r>
-              <w:rPr>
-                <w:rFonts w:hint="eastAsia"/>
-              </w:rPr>
-              <w:t>interger</w:t>
-            </w:r>
-          </w:p>
-        </w:tc>
-        <w:tc>
-          <w:tcPr>
-            <w:tcW w:w="1704" w:type="dxa"/>
-          </w:tcPr>
-          <w:p>
-            <w:r>
-              <w:rPr>
-                <w:rFonts w:hint="eastAsia"/>
+            <w:tcW w:w="1135" w:type="dxa"/>
+          </w:tcPr>
+          <w:p>
+            <w:pPr>
+              <w:rPr>
+                <w:rFonts w:ascii="Arial Unicode MS" w:eastAsia="Arial Unicode MS" w:hAnsi="Arial Unicode MS" w:cs="Arial Unicode MS"/>
+                <w:color w:val="000000"/>
+                <w:sz w:val="15"/>
+                <w:szCs w:val="15"/>
+                <w:shd w:val="clear" w:color="auto" w:fill="FFFFFF"/>
+              </w:rPr>
+            </w:pPr>
+            <w:r>
+              <w:rPr>
+                <w:rFonts w:ascii="Arial Unicode MS" w:eastAsia="Arial Unicode MS" w:hAnsi="Arial Unicode MS" w:cs="Arial Unicode MS" w:hint="eastAsia"/>
+                <w:color w:val="000000"/>
+                <w:sz w:val="15"/>
+                <w:szCs w:val="15"/>
+                <w:shd w:val="clear" w:color="auto" w:fill="FFFFFF"/>
+              </w:rPr>
+              <w:t>i</w:t>
+            </w:r>
+            <w:r>
+              <w:rPr>
+                <w:rFonts w:ascii="Arial Unicode MS" w:eastAsia="Arial Unicode MS" w:hAnsi="Arial Unicode MS" w:cs="Arial Unicode MS" w:hint="eastAsia"/>
+                <w:color w:val="000000"/>
+                <w:sz w:val="15"/>
+                <w:szCs w:val="15"/>
+                <w:shd w:val="clear" w:color="auto" w:fill="FFFFFF"/>
+              </w:rPr>
+              <w:t>nterger</w:t>
+            </w:r>
+            <w:r>
+              <w:rPr>
+                <w:rFonts w:ascii="Arial Unicode MS" w:eastAsia="Arial Unicode MS" w:hAnsi="Arial Unicode MS" w:cs="Arial Unicode MS" w:hint="eastAsia"/>
+                <w:color w:val="000000"/>
+                <w:sz w:val="15"/>
+                <w:szCs w:val="15"/>
+                <w:shd w:val="clear" w:color="auto" w:fill="FFFFFF"/>
+              </w:rPr>
+              <w:t>、int</w:t>
+            </w:r>
+            <w:r>
+              <w:rPr>
+                <w:rFonts w:ascii="Arial Unicode MS" w:eastAsia="Arial Unicode MS" w:hAnsi="Arial Unicode MS" w:cs="Arial Unicode MS" w:hint="eastAsia"/>
+                <w:color w:val="000000"/>
+                <w:sz w:val="15"/>
+                <w:szCs w:val="15"/>
+                <w:shd w:val="clear" w:color="auto" w:fill="FFFFFF"/>
+              </w:rPr>
+              <w:t>4、int</w:t>
+            </w:r>
+          </w:p>
+        </w:tc>
+        <w:tc>
+          <w:tcPr>
+            <w:tcW w:w="850" w:type="dxa"/>
+          </w:tcPr>
+          <w:p>
+            <w:pPr>
+              <w:rPr>
+                <w:rFonts w:ascii="Arial Unicode MS" w:eastAsia="Arial Unicode MS" w:hAnsi="Arial Unicode MS" w:cs="Arial Unicode MS"/>
+                <w:color w:val="000000"/>
+                <w:sz w:val="15"/>
+                <w:szCs w:val="15"/>
+                <w:shd w:val="clear" w:color="auto" w:fill="FFFFFF"/>
+              </w:rPr>
+            </w:pPr>
+            <w:r>
+              <w:rPr>
+                <w:rFonts w:ascii="Arial Unicode MS" w:eastAsia="Arial Unicode MS" w:hAnsi="Arial Unicode MS" w:cs="Arial Unicode MS" w:hint="eastAsia"/>
+                <w:color w:val="000000"/>
+                <w:sz w:val="15"/>
+                <w:szCs w:val="15"/>
+                <w:shd w:val="clear" w:color="auto" w:fill="FFFFFF"/>
               </w:rPr>
               <w:t>4</w:t>
             </w:r>
@@ -230,12 +512,21 @@
         </w:tc>
         <w:tc>
           <w:tcPr>
-            <w:tcW w:w="1704" w:type="dxa"/>
-          </w:tcPr>
-          <w:p>
-            <w:r>
-              <w:rPr>
-                <w:rFonts w:ascii="Verdana" w:hAnsi="Verdana"/>
+            <w:tcW w:w="2268" w:type="dxa"/>
+          </w:tcPr>
+          <w:p>
+            <w:pPr>
+              <w:rPr>
+                <w:rFonts w:ascii="Arial Unicode MS" w:eastAsia="Arial Unicode MS" w:hAnsi="Arial Unicode MS" w:cs="Arial Unicode MS"/>
+                <w:color w:val="000000"/>
+                <w:sz w:val="15"/>
+                <w:szCs w:val="15"/>
+                <w:shd w:val="clear" w:color="auto" w:fill="FFFFFF"/>
+              </w:rPr>
+            </w:pPr>
+            <w:r>
+              <w:rPr>
+                <w:rFonts w:ascii="Arial Unicode MS" w:eastAsia="Arial Unicode MS" w:hAnsi="Arial Unicode MS" w:cs="Arial Unicode MS"/>
                 <w:color w:val="000000"/>
                 <w:sz w:val="15"/>
                 <w:szCs w:val="15"/>
@@ -247,12 +538,21 @@
         </w:tc>
         <w:tc>
           <w:tcPr>
-            <w:tcW w:w="1705" w:type="dxa"/>
-          </w:tcPr>
-          <w:p>
-            <w:r>
-              <w:rPr>
-                <w:rFonts w:ascii="Verdana" w:hAnsi="Verdana"/>
+            <w:tcW w:w="2032" w:type="dxa"/>
+          </w:tcPr>
+          <w:p>
+            <w:pPr>
+              <w:rPr>
+                <w:rFonts w:ascii="Arial Unicode MS" w:eastAsia="Arial Unicode MS" w:hAnsi="Arial Unicode MS" w:cs="Arial Unicode MS"/>
+                <w:color w:val="000000"/>
+                <w:sz w:val="15"/>
+                <w:szCs w:val="15"/>
+                <w:shd w:val="clear" w:color="auto" w:fill="FFFFFF"/>
+              </w:rPr>
+            </w:pPr>
+            <w:r>
+              <w:rPr>
+                <w:rFonts w:ascii="Arial Unicode MS" w:eastAsia="Arial Unicode MS" w:hAnsi="Arial Unicode MS" w:cs="Arial Unicode MS"/>
                 <w:color w:val="000000"/>
                 <w:sz w:val="15"/>
                 <w:szCs w:val="15"/>
@@ -264,45 +564,115 @@
         </w:tc>
         <w:tc>
           <w:tcPr>
-            <w:tcW w:w="1705" w:type="dxa"/>
-          </w:tcPr>
-          <w:p>
-            <w:r>
-              <w:rPr>
-                <w:rFonts w:hint="eastAsia"/>
+            <w:tcW w:w="1087" w:type="dxa"/>
+          </w:tcPr>
+          <w:p>
+            <w:pPr>
+              <w:rPr>
+                <w:rFonts w:ascii="Arial Unicode MS" w:eastAsia="Arial Unicode MS" w:hAnsi="Arial Unicode MS" w:cs="Arial Unicode MS"/>
+                <w:color w:val="000000"/>
+                <w:sz w:val="15"/>
+                <w:szCs w:val="15"/>
+                <w:shd w:val="clear" w:color="auto" w:fill="FFFFFF"/>
+              </w:rPr>
+            </w:pPr>
+            <w:r>
+              <w:rPr>
+                <w:rFonts w:ascii="Arial Unicode MS" w:eastAsia="Arial Unicode MS" w:hAnsi="Arial Unicode MS" w:cs="Arial Unicode MS" w:hint="eastAsia"/>
+                <w:color w:val="000000"/>
+                <w:sz w:val="15"/>
+                <w:szCs w:val="15"/>
+                <w:shd w:val="clear" w:color="auto" w:fill="FFFFFF"/>
               </w:rPr>
               <w:t>NumberInt</w:t>
             </w:r>
+          </w:p>
+        </w:tc>
+        <w:tc>
+          <w:tcPr>
+            <w:tcW w:w="2268" w:type="dxa"/>
+          </w:tcPr>
+          <w:p>
+            <w:pPr>
+              <w:rPr>
+                <w:rFonts w:ascii="Arial Unicode MS" w:eastAsia="Arial Unicode MS" w:hAnsi="Arial Unicode MS" w:cs="Arial Unicode MS"/>
+                <w:color w:val="000000"/>
+                <w:sz w:val="15"/>
+                <w:szCs w:val="15"/>
+                <w:shd w:val="clear" w:color="auto" w:fill="FFFFFF"/>
+              </w:rPr>
+            </w:pPr>
           </w:p>
         </w:tc>
       </w:tr>
       <w:tr>
         <w:tc>
           <w:tcPr>
-            <w:tcW w:w="1704" w:type="dxa"/>
-          </w:tcPr>
-          <w:p>
-            <w:pPr>
-              <w:rPr>
-                <w:rFonts w:hint="eastAsia"/>
-              </w:rPr>
-            </w:pPr>
-            <w:r>
-              <w:rPr>
-                <w:rFonts w:hint="eastAsia"/>
-              </w:rPr>
-              <w:t>bigint</w:t>
-            </w:r>
-          </w:p>
-        </w:tc>
-        <w:tc>
-          <w:tcPr>
-            <w:tcW w:w="1704" w:type="dxa"/>
-          </w:tcPr>
-          <w:p>
-            <w:r>
-              <w:rPr>
-                <w:rFonts w:hint="eastAsia"/>
+            <w:tcW w:w="1135" w:type="dxa"/>
+          </w:tcPr>
+          <w:p>
+            <w:pPr>
+              <w:rPr>
+                <w:rFonts w:ascii="Arial Unicode MS" w:eastAsia="Arial Unicode MS" w:hAnsi="Arial Unicode MS" w:cs="Arial Unicode MS"/>
+                <w:color w:val="000000"/>
+                <w:sz w:val="15"/>
+                <w:szCs w:val="15"/>
+                <w:shd w:val="clear" w:color="auto" w:fill="FFFFFF"/>
+              </w:rPr>
+            </w:pPr>
+            <w:r>
+              <w:rPr>
+                <w:rFonts w:ascii="Arial Unicode MS" w:eastAsia="Arial Unicode MS" w:hAnsi="Arial Unicode MS" w:cs="Arial Unicode MS" w:hint="eastAsia"/>
+                <w:color w:val="000000"/>
+                <w:sz w:val="15"/>
+                <w:szCs w:val="15"/>
+                <w:shd w:val="clear" w:color="auto" w:fill="FFFFFF"/>
+              </w:rPr>
+              <w:t>b</w:t>
+            </w:r>
+            <w:r>
+              <w:rPr>
+                <w:rFonts w:ascii="Arial Unicode MS" w:eastAsia="Arial Unicode MS" w:hAnsi="Arial Unicode MS" w:cs="Arial Unicode MS" w:hint="eastAsia"/>
+                <w:color w:val="000000"/>
+                <w:sz w:val="15"/>
+                <w:szCs w:val="15"/>
+                <w:shd w:val="clear" w:color="auto" w:fill="FFFFFF"/>
+              </w:rPr>
+              <w:t>igint</w:t>
+            </w:r>
+            <w:r>
+              <w:rPr>
+                <w:rFonts w:ascii="Arial Unicode MS" w:eastAsia="Arial Unicode MS" w:hAnsi="Arial Unicode MS" w:cs="Arial Unicode MS" w:hint="eastAsia"/>
+                <w:color w:val="000000"/>
+                <w:sz w:val="15"/>
+                <w:szCs w:val="15"/>
+                <w:shd w:val="clear" w:color="auto" w:fill="FFFFFF"/>
+              </w:rPr>
+              <w:t>、int8</w:t>
+            </w:r>
+          </w:p>
+        </w:tc>
+        <w:tc>
+          <w:tcPr>
+            <w:tcW w:w="850" w:type="dxa"/>
+          </w:tcPr>
+          <w:p>
+            <w:pPr>
+              <w:rPr>
+                <w:rFonts w:ascii="Arial Unicode MS" w:eastAsia="Arial Unicode MS" w:hAnsi="Arial Unicode MS" w:cs="Arial Unicode MS"/>
+                <w:color w:val="000000"/>
+                <w:sz w:val="15"/>
+                <w:szCs w:val="15"/>
+                <w:shd w:val="clear" w:color="auto" w:fill="FFFFFF"/>
+              </w:rPr>
+            </w:pPr>
+            <w:r>
+              <w:rPr>
+                <w:rFonts w:ascii="Arial Unicode MS" w:eastAsia="Arial Unicode MS" w:hAnsi="Arial Unicode MS" w:cs="Arial Unicode MS" w:hint="eastAsia"/>
+                <w:color w:val="000000"/>
+                <w:sz w:val="15"/>
+                <w:szCs w:val="15"/>
+                <w:shd w:val="clear" w:color="auto" w:fill="FFFFFF"/>
               </w:rPr>
               <w:t>8</w:t>
             </w:r>
@@ -310,12 +680,21 @@
         </w:tc>
         <w:tc>
           <w:tcPr>
-            <w:tcW w:w="1704" w:type="dxa"/>
-          </w:tcPr>
-          <w:p>
-            <w:r>
-              <w:rPr>
-                <w:rFonts w:ascii="Verdana" w:hAnsi="Verdana"/>
+            <w:tcW w:w="2268" w:type="dxa"/>
+          </w:tcPr>
+          <w:p>
+            <w:pPr>
+              <w:rPr>
+                <w:rFonts w:ascii="Arial Unicode MS" w:eastAsia="Arial Unicode MS" w:hAnsi="Arial Unicode MS" w:cs="Arial Unicode MS"/>
+                <w:color w:val="000000"/>
+                <w:sz w:val="15"/>
+                <w:szCs w:val="15"/>
+                <w:shd w:val="clear" w:color="auto" w:fill="FFFFFF"/>
+              </w:rPr>
+            </w:pPr>
+            <w:r>
+              <w:rPr>
+                <w:rFonts w:ascii="Arial Unicode MS" w:eastAsia="Arial Unicode MS" w:hAnsi="Arial Unicode MS" w:cs="Arial Unicode MS"/>
                 <w:color w:val="000000"/>
                 <w:sz w:val="15"/>
                 <w:szCs w:val="15"/>
@@ -327,15 +706,22 @@
         </w:tc>
         <w:tc>
           <w:tcPr>
-            <w:tcW w:w="1705" w:type="dxa"/>
+            <w:tcW w:w="2032" w:type="dxa"/>
           </w:tcPr>
           <w:p>
             <w:pPr>
               <w:jc w:val="center"/>
-            </w:pPr>
-            <w:r>
-              <w:rPr>
-                <w:rFonts w:ascii="Verdana" w:hAnsi="Verdana"/>
+              <w:rPr>
+                <w:rFonts w:ascii="Arial Unicode MS" w:eastAsia="Arial Unicode MS" w:hAnsi="Arial Unicode MS" w:cs="Arial Unicode MS"/>
+                <w:color w:val="000000"/>
+                <w:sz w:val="15"/>
+                <w:szCs w:val="15"/>
+                <w:shd w:val="clear" w:color="auto" w:fill="FFFFFF"/>
+              </w:rPr>
+            </w:pPr>
+            <w:r>
+              <w:rPr>
+                <w:rFonts w:ascii="Arial Unicode MS" w:eastAsia="Arial Unicode MS" w:hAnsi="Arial Unicode MS" w:cs="Arial Unicode MS"/>
                 <w:color w:val="000000"/>
                 <w:sz w:val="15"/>
                 <w:szCs w:val="15"/>
@@ -347,32 +733,69 @@
         </w:tc>
         <w:tc>
           <w:tcPr>
-            <w:tcW w:w="1705" w:type="dxa"/>
-          </w:tcPr>
-          <w:p>
-            <w:r>
-              <w:rPr>
-                <w:rFonts w:hint="eastAsia"/>
+            <w:tcW w:w="1087" w:type="dxa"/>
+          </w:tcPr>
+          <w:p>
+            <w:pPr>
+              <w:rPr>
+                <w:rFonts w:ascii="Arial Unicode MS" w:eastAsia="Arial Unicode MS" w:hAnsi="Arial Unicode MS" w:cs="Arial Unicode MS"/>
+                <w:color w:val="000000"/>
+                <w:sz w:val="15"/>
+                <w:szCs w:val="15"/>
+                <w:shd w:val="clear" w:color="auto" w:fill="FFFFFF"/>
+              </w:rPr>
+            </w:pPr>
+            <w:r>
+              <w:rPr>
+                <w:rFonts w:ascii="Arial Unicode MS" w:eastAsia="Arial Unicode MS" w:hAnsi="Arial Unicode MS" w:cs="Arial Unicode MS" w:hint="eastAsia"/>
+                <w:color w:val="000000"/>
+                <w:sz w:val="15"/>
+                <w:szCs w:val="15"/>
+                <w:shd w:val="clear" w:color="auto" w:fill="FFFFFF"/>
               </w:rPr>
               <w:t>NumberLong</w:t>
             </w:r>
+          </w:p>
+        </w:tc>
+        <w:tc>
+          <w:tcPr>
+            <w:tcW w:w="2268" w:type="dxa"/>
+          </w:tcPr>
+          <w:p>
+            <w:pPr>
+              <w:rPr>
+                <w:rFonts w:ascii="Arial Unicode MS" w:eastAsia="Arial Unicode MS" w:hAnsi="Arial Unicode MS" w:cs="Arial Unicode MS"/>
+                <w:color w:val="000000"/>
+                <w:sz w:val="15"/>
+                <w:szCs w:val="15"/>
+                <w:shd w:val="clear" w:color="auto" w:fill="FFFFFF"/>
+              </w:rPr>
+            </w:pPr>
           </w:p>
         </w:tc>
       </w:tr>
       <w:tr>
         <w:tc>
           <w:tcPr>
-            <w:tcW w:w="1704" w:type="dxa"/>
-          </w:tcPr>
-          <w:p>
-            <w:pPr>
-              <w:rPr>
-                <w:rFonts w:hint="eastAsia"/>
-              </w:rPr>
-            </w:pPr>
-            <w:r>
-              <w:rPr>
-                <w:rFonts w:hint="eastAsia"/>
+            <w:tcW w:w="1135" w:type="dxa"/>
+          </w:tcPr>
+          <w:p>
+            <w:pPr>
+              <w:rPr>
+                <w:rFonts w:ascii="Arial Unicode MS" w:eastAsia="Arial Unicode MS" w:hAnsi="Arial Unicode MS" w:cs="Arial Unicode MS"/>
+                <w:color w:val="000000"/>
+                <w:sz w:val="15"/>
+                <w:szCs w:val="15"/>
+                <w:shd w:val="clear" w:color="auto" w:fill="FFFFFF"/>
+              </w:rPr>
+            </w:pPr>
+            <w:r>
+              <w:rPr>
+                <w:rFonts w:ascii="Arial Unicode MS" w:eastAsia="Arial Unicode MS" w:hAnsi="Arial Unicode MS" w:cs="Arial Unicode MS" w:hint="eastAsia"/>
+                <w:color w:val="000000"/>
+                <w:sz w:val="15"/>
+                <w:szCs w:val="15"/>
+                <w:shd w:val="clear" w:color="auto" w:fill="FFFFFF"/>
               </w:rPr>
               <w:t>decimal</w:t>
             </w:r>
@@ -380,12 +803,25 @@
         </w:tc>
         <w:tc>
           <w:tcPr>
-            <w:tcW w:w="1704" w:type="dxa"/>
-          </w:tcPr>
-          <w:p>
-            <w:r>
-              <w:rPr>
-                <w:rFonts w:hint="eastAsia"/>
+            <w:tcW w:w="850" w:type="dxa"/>
+          </w:tcPr>
+          <w:p>
+            <w:pPr>
+              <w:rPr>
+                <w:rFonts w:ascii="Arial Unicode MS" w:eastAsia="Arial Unicode MS" w:hAnsi="Arial Unicode MS" w:cs="Arial Unicode MS"/>
+                <w:color w:val="000000"/>
+                <w:sz w:val="15"/>
+                <w:szCs w:val="15"/>
+                <w:shd w:val="clear" w:color="auto" w:fill="FFFFFF"/>
+              </w:rPr>
+            </w:pPr>
+            <w:r>
+              <w:rPr>
+                <w:rFonts w:ascii="Arial Unicode MS" w:eastAsia="Arial Unicode MS" w:hAnsi="Arial Unicode MS" w:cs="Arial Unicode MS" w:hint="eastAsia"/>
+                <w:color w:val="000000"/>
+                <w:sz w:val="15"/>
+                <w:szCs w:val="15"/>
+                <w:shd w:val="clear" w:color="auto" w:fill="FFFFFF"/>
               </w:rPr>
               <w:t>varibable</w:t>
             </w:r>
@@ -393,12 +829,21 @@
         </w:tc>
         <w:tc>
           <w:tcPr>
-            <w:tcW w:w="1704" w:type="dxa"/>
-          </w:tcPr>
-          <w:p>
-            <w:r>
-              <w:rPr>
-                <w:rFonts w:ascii="Verdana" w:hAnsi="Verdana"/>
+            <w:tcW w:w="2268" w:type="dxa"/>
+          </w:tcPr>
+          <w:p>
+            <w:pPr>
+              <w:rPr>
+                <w:rFonts w:ascii="Arial Unicode MS" w:eastAsia="Arial Unicode MS" w:hAnsi="Arial Unicode MS" w:cs="Arial Unicode MS"/>
+                <w:color w:val="000000"/>
+                <w:sz w:val="15"/>
+                <w:szCs w:val="15"/>
+                <w:shd w:val="clear" w:color="auto" w:fill="FFFFFF"/>
+              </w:rPr>
+            </w:pPr>
+            <w:r>
+              <w:rPr>
+                <w:rFonts w:ascii="Arial Unicode MS" w:eastAsia="Arial Unicode MS" w:hAnsi="Arial Unicode MS" w:cs="Arial Unicode MS"/>
                 <w:color w:val="000000"/>
                 <w:sz w:val="15"/>
                 <w:szCs w:val="15"/>
@@ -410,12 +855,21 @@
         </w:tc>
         <w:tc>
           <w:tcPr>
-            <w:tcW w:w="1705" w:type="dxa"/>
-          </w:tcPr>
-          <w:p>
-            <w:r>
-              <w:rPr>
-                <w:rFonts w:ascii="Verdana" w:hAnsi="Verdana"/>
+            <w:tcW w:w="2032" w:type="dxa"/>
+          </w:tcPr>
+          <w:p>
+            <w:pPr>
+              <w:rPr>
+                <w:rFonts w:ascii="Arial Unicode MS" w:eastAsia="Arial Unicode MS" w:hAnsi="Arial Unicode MS" w:cs="Arial Unicode MS"/>
+                <w:color w:val="000000"/>
+                <w:sz w:val="15"/>
+                <w:szCs w:val="15"/>
+                <w:shd w:val="clear" w:color="auto" w:fill="FFFFFF"/>
+              </w:rPr>
+            </w:pPr>
+            <w:r>
+              <w:rPr>
+                <w:rFonts w:ascii="Arial Unicode MS" w:eastAsia="Arial Unicode MS" w:hAnsi="Arial Unicode MS" w:cs="Arial Unicode MS"/>
                 <w:color w:val="000000"/>
                 <w:sz w:val="15"/>
                 <w:szCs w:val="15"/>
@@ -427,14 +881,154 @@
         </w:tc>
         <w:tc>
           <w:tcPr>
-            <w:tcW w:w="1705" w:type="dxa"/>
-          </w:tcPr>
-          <w:p>
-            <w:r>
-              <w:rPr>
-                <w:rFonts w:hint="eastAsia"/>
+            <w:tcW w:w="1087" w:type="dxa"/>
+          </w:tcPr>
+          <w:p>
+            <w:pPr>
+              <w:rPr>
+                <w:rFonts w:ascii="Arial Unicode MS" w:eastAsia="Arial Unicode MS" w:hAnsi="Arial Unicode MS" w:cs="Arial Unicode MS"/>
+                <w:color w:val="000000"/>
+                <w:sz w:val="15"/>
+                <w:szCs w:val="15"/>
+                <w:shd w:val="clear" w:color="auto" w:fill="FFFFFF"/>
+              </w:rPr>
+            </w:pPr>
+            <w:r>
+              <w:rPr>
+                <w:rFonts w:ascii="Arial Unicode MS" w:eastAsia="Arial Unicode MS" w:hAnsi="Arial Unicode MS" w:cs="Arial Unicode MS" w:hint="eastAsia"/>
+                <w:color w:val="000000"/>
+                <w:sz w:val="15"/>
+                <w:szCs w:val="15"/>
+                <w:shd w:val="clear" w:color="auto" w:fill="FFFFFF"/>
               </w:rPr>
               <w:t>NumberDouble</w:t>
+            </w:r>
+          </w:p>
+        </w:tc>
+        <w:tc>
+          <w:tcPr>
+            <w:tcW w:w="2268" w:type="dxa"/>
+          </w:tcPr>
+          <w:p>
+            <w:pPr>
+              <w:rPr>
+                <w:rFonts w:ascii="Arial Unicode MS" w:eastAsia="Arial Unicode MS" w:hAnsi="Arial Unicode MS" w:cs="Arial Unicode MS"/>
+                <w:color w:val="000000"/>
+                <w:sz w:val="15"/>
+                <w:szCs w:val="15"/>
+                <w:shd w:val="clear" w:color="auto" w:fill="FFFFFF"/>
+              </w:rPr>
+            </w:pPr>
+            <w:r>
+              <w:rPr>
+                <w:rFonts w:ascii="Arial Unicode MS" w:eastAsia="Arial Unicode MS" w:hAnsi="Arial Unicode MS" w:cs="Arial Unicode MS"/>
+                <w:color w:val="000000"/>
+                <w:sz w:val="15"/>
+                <w:szCs w:val="15"/>
+                <w:shd w:val="clear" w:color="auto" w:fill="FFFFFF"/>
+              </w:rPr>
+              <w:t>O</w:t>
+            </w:r>
+            <w:r>
+              <w:rPr>
+                <w:rFonts w:ascii="Arial Unicode MS" w:eastAsia="Arial Unicode MS" w:hAnsi="Arial Unicode MS" w:cs="Arial Unicode MS" w:hint="eastAsia"/>
+                <w:color w:val="000000"/>
+                <w:sz w:val="15"/>
+                <w:szCs w:val="15"/>
+                <w:shd w:val="clear" w:color="auto" w:fill="FFFFFF"/>
+              </w:rPr>
+              <w:t>n</w:t>
+            </w:r>
+            <w:r>
+              <w:rPr>
+                <w:rFonts w:ascii="Arial Unicode MS" w:eastAsia="Arial Unicode MS" w:hAnsi="Arial Unicode MS" w:cs="Arial Unicode MS" w:hint="eastAsia"/>
+                <w:color w:val="000000"/>
+                <w:sz w:val="15"/>
+                <w:szCs w:val="15"/>
+                <w:shd w:val="clear" w:color="auto" w:fill="FFFFFF"/>
+              </w:rPr>
+              <w:t xml:space="preserve">ly </w:t>
+            </w:r>
+            <w:r>
+              <w:rPr>
+                <w:rFonts w:ascii="Arial Unicode MS" w:eastAsia="Arial Unicode MS" w:hAnsi="Arial Unicode MS" w:cs="Arial Unicode MS" w:hint="eastAsia"/>
+                <w:color w:val="000000"/>
+                <w:sz w:val="15"/>
+                <w:szCs w:val="15"/>
+                <w:shd w:val="clear" w:color="auto" w:fill="FFFFFF"/>
+              </w:rPr>
+              <w:t xml:space="preserve">support </w:t>
+            </w:r>
+            <w:r>
+              <w:rPr>
+                <w:rFonts w:ascii="Arial Unicode MS" w:eastAsia="Arial Unicode MS" w:hAnsi="Arial Unicode MS" w:cs="Arial Unicode MS"/>
+                <w:color w:val="000000"/>
+                <w:sz w:val="15"/>
+                <w:szCs w:val="15"/>
+                <w:shd w:val="clear" w:color="auto" w:fill="FFFFFF"/>
+              </w:rPr>
+              <w:t>15 decimal</w:t>
+            </w:r>
+            <w:r>
+              <w:rPr>
+                <w:rFonts w:ascii="Arial Unicode MS" w:eastAsia="Arial Unicode MS" w:hAnsi="Arial Unicode MS" w:cs="Arial Unicode MS" w:hint="eastAsia"/>
+                <w:color w:val="000000"/>
+                <w:sz w:val="15"/>
+                <w:szCs w:val="15"/>
+                <w:shd w:val="clear" w:color="auto" w:fill="FFFFFF"/>
+              </w:rPr>
+              <w:t xml:space="preserve"> </w:t>
+            </w:r>
+            <w:r>
+              <w:rPr>
+                <w:rFonts w:ascii="Arial Unicode MS" w:eastAsia="Arial Unicode MS" w:hAnsi="Arial Unicode MS" w:cs="Arial Unicode MS"/>
+                <w:color w:val="000000"/>
+                <w:sz w:val="15"/>
+                <w:szCs w:val="15"/>
+                <w:shd w:val="clear" w:color="auto" w:fill="FFFFFF"/>
+              </w:rPr>
+              <w:t>digits precision</w:t>
+            </w:r>
+            <w:r>
+              <w:rPr>
+                <w:rFonts w:ascii="Arial Unicode MS" w:eastAsia="Arial Unicode MS" w:hAnsi="Arial Unicode MS" w:cs="Arial Unicode MS" w:hint="eastAsia"/>
+                <w:color w:val="000000"/>
+                <w:sz w:val="15"/>
+                <w:szCs w:val="15"/>
+                <w:shd w:val="clear" w:color="auto" w:fill="FFFFFF"/>
+              </w:rPr>
+              <w:t>.</w:t>
+            </w:r>
+          </w:p>
+          <w:p>
+            <w:pPr>
+              <w:rPr>
+                <w:rFonts w:ascii="Arial Unicode MS" w:eastAsia="Arial Unicode MS" w:hAnsi="Arial Unicode MS" w:cs="Arial Unicode MS"/>
+                <w:color w:val="000000"/>
+                <w:sz w:val="15"/>
+                <w:szCs w:val="15"/>
+                <w:shd w:val="clear" w:color="auto" w:fill="FFFFFF"/>
+              </w:rPr>
+            </w:pPr>
+            <w:r>
+              <w:rPr>
+                <w:rFonts w:ascii="Arial Unicode MS" w:eastAsia="Arial Unicode MS" w:hAnsi="Arial Unicode MS" w:cs="Arial Unicode MS"/>
+                <w:color w:val="000000"/>
+                <w:sz w:val="15"/>
+                <w:szCs w:val="15"/>
+                <w:shd w:val="clear" w:color="auto" w:fill="FFFFFF"/>
+              </w:rPr>
+              <w:t>S</w:t>
+            </w:r>
+            <w:r>
+              <w:rPr>
+                <w:rFonts w:ascii="Arial Unicode MS" w:eastAsia="Arial Unicode MS" w:hAnsi="Arial Unicode MS" w:cs="Arial Unicode MS" w:hint="eastAsia"/>
+                <w:color w:val="000000"/>
+                <w:sz w:val="15"/>
+                <w:szCs w:val="15"/>
+                <w:shd w:val="clear" w:color="auto" w:fill="FFFFFF"/>
+              </w:rPr>
+              <w:t>db may lose precision</w:t>
             </w:r>
           </w:p>
         </w:tc>
@@ -442,17 +1036,25 @@
       <w:tr>
         <w:tc>
           <w:tcPr>
-            <w:tcW w:w="1704" w:type="dxa"/>
-          </w:tcPr>
-          <w:p>
-            <w:pPr>
-              <w:rPr>
-                <w:rFonts w:hint="eastAsia"/>
-              </w:rPr>
-            </w:pPr>
-            <w:r>
-              <w:rPr>
-                <w:rFonts w:hint="eastAsia"/>
+            <w:tcW w:w="1135" w:type="dxa"/>
+          </w:tcPr>
+          <w:p>
+            <w:pPr>
+              <w:rPr>
+                <w:rFonts w:ascii="Arial Unicode MS" w:eastAsia="Arial Unicode MS" w:hAnsi="Arial Unicode MS" w:cs="Arial Unicode MS"/>
+                <w:color w:val="000000"/>
+                <w:sz w:val="15"/>
+                <w:szCs w:val="15"/>
+                <w:shd w:val="clear" w:color="auto" w:fill="FFFFFF"/>
+              </w:rPr>
+            </w:pPr>
+            <w:r>
+              <w:rPr>
+                <w:rFonts w:ascii="Arial Unicode MS" w:eastAsia="Arial Unicode MS" w:hAnsi="Arial Unicode MS" w:cs="Arial Unicode MS" w:hint="eastAsia"/>
+                <w:color w:val="000000"/>
+                <w:sz w:val="15"/>
+                <w:szCs w:val="15"/>
+                <w:shd w:val="clear" w:color="auto" w:fill="FFFFFF"/>
               </w:rPr>
               <w:t>numberic</w:t>
             </w:r>
@@ -460,17 +1062,25 @@
         </w:tc>
         <w:tc>
           <w:tcPr>
-            <w:tcW w:w="1704" w:type="dxa"/>
-          </w:tcPr>
-          <w:p>
-            <w:pPr>
-              <w:rPr>
-                <w:rFonts w:hint="eastAsia"/>
-              </w:rPr>
-            </w:pPr>
-            <w:r>
-              <w:rPr>
-                <w:rFonts w:hint="eastAsia"/>
+            <w:tcW w:w="850" w:type="dxa"/>
+          </w:tcPr>
+          <w:p>
+            <w:pPr>
+              <w:rPr>
+                <w:rFonts w:ascii="Arial Unicode MS" w:eastAsia="Arial Unicode MS" w:hAnsi="Arial Unicode MS" w:cs="Arial Unicode MS"/>
+                <w:color w:val="000000"/>
+                <w:sz w:val="15"/>
+                <w:szCs w:val="15"/>
+                <w:shd w:val="clear" w:color="auto" w:fill="FFFFFF"/>
+              </w:rPr>
+            </w:pPr>
+            <w:r>
+              <w:rPr>
+                <w:rFonts w:ascii="Arial Unicode MS" w:eastAsia="Arial Unicode MS" w:hAnsi="Arial Unicode MS" w:cs="Arial Unicode MS" w:hint="eastAsia"/>
+                <w:color w:val="000000"/>
+                <w:sz w:val="15"/>
+                <w:szCs w:val="15"/>
+                <w:shd w:val="clear" w:color="auto" w:fill="FFFFFF"/>
               </w:rPr>
               <w:t>varibable</w:t>
             </w:r>
@@ -478,12 +1088,21 @@
         </w:tc>
         <w:tc>
           <w:tcPr>
-            <w:tcW w:w="1704" w:type="dxa"/>
-          </w:tcPr>
-          <w:p>
-            <w:r>
-              <w:rPr>
-                <w:rFonts w:ascii="Verdana" w:hAnsi="Verdana"/>
+            <w:tcW w:w="2268" w:type="dxa"/>
+          </w:tcPr>
+          <w:p>
+            <w:pPr>
+              <w:rPr>
+                <w:rFonts w:ascii="Arial Unicode MS" w:eastAsia="Arial Unicode MS" w:hAnsi="Arial Unicode MS" w:cs="Arial Unicode MS"/>
+                <w:color w:val="000000"/>
+                <w:sz w:val="15"/>
+                <w:szCs w:val="15"/>
+                <w:shd w:val="clear" w:color="auto" w:fill="FFFFFF"/>
+              </w:rPr>
+            </w:pPr>
+            <w:r>
+              <w:rPr>
+                <w:rFonts w:ascii="Arial Unicode MS" w:eastAsia="Arial Unicode MS" w:hAnsi="Arial Unicode MS" w:cs="Arial Unicode MS"/>
                 <w:color w:val="000000"/>
                 <w:sz w:val="15"/>
                 <w:szCs w:val="15"/>
@@ -495,37 +1114,141 @@
         </w:tc>
         <w:tc>
           <w:tcPr>
-            <w:tcW w:w="1705" w:type="dxa"/>
+            <w:tcW w:w="2032" w:type="dxa"/>
           </w:tcPr>
           <w:p>
             <w:pPr>
               <w:jc w:val="center"/>
-            </w:pPr>
-            <w:r>
-              <w:rPr>
-                <w:rFonts w:ascii="Verdana" w:hAnsi="Verdana"/>
-                <w:color w:val="000000"/>
-                <w:sz w:val="15"/>
-                <w:szCs w:val="15"/>
-                <w:shd w:val="clear" w:color="auto" w:fill="FFFFFF"/>
-              </w:rPr>
-              <w:t>up to 131072 digits before the decimal point; up to 16383 digits after the decimal point</w:t>
-            </w:r>
-            <w:r>
-              <w:t xml:space="preserve"> </w:t>
-            </w:r>
-          </w:p>
-        </w:tc>
-        <w:tc>
-          <w:tcPr>
-            <w:tcW w:w="1705" w:type="dxa"/>
-          </w:tcPr>
-          <w:p>
-            <w:r>
-              <w:rPr>
-                <w:rFonts w:hint="eastAsia"/>
+              <w:rPr>
+                <w:rFonts w:ascii="Arial Unicode MS" w:eastAsia="Arial Unicode MS" w:hAnsi="Arial Unicode MS" w:cs="Arial Unicode MS"/>
+                <w:color w:val="000000"/>
+                <w:sz w:val="15"/>
+                <w:szCs w:val="15"/>
+                <w:shd w:val="clear" w:color="auto" w:fill="FFFFFF"/>
+              </w:rPr>
+            </w:pPr>
+            <w:r>
+              <w:rPr>
+                <w:rFonts w:ascii="Arial Unicode MS" w:eastAsia="Arial Unicode MS" w:hAnsi="Arial Unicode MS" w:cs="Arial Unicode MS"/>
+                <w:color w:val="000000"/>
+                <w:sz w:val="15"/>
+                <w:szCs w:val="15"/>
+                <w:shd w:val="clear" w:color="auto" w:fill="FFFFFF"/>
+              </w:rPr>
+              <w:t xml:space="preserve">up to 131072 digits before the decimal point; up to 16383 digits after the decimal point </w:t>
+            </w:r>
+          </w:p>
+        </w:tc>
+        <w:tc>
+          <w:tcPr>
+            <w:tcW w:w="1087" w:type="dxa"/>
+          </w:tcPr>
+          <w:p>
+            <w:pPr>
+              <w:rPr>
+                <w:rFonts w:ascii="Arial Unicode MS" w:eastAsia="Arial Unicode MS" w:hAnsi="Arial Unicode MS" w:cs="Arial Unicode MS"/>
+                <w:color w:val="000000"/>
+                <w:sz w:val="15"/>
+                <w:szCs w:val="15"/>
+                <w:shd w:val="clear" w:color="auto" w:fill="FFFFFF"/>
+              </w:rPr>
+            </w:pPr>
+            <w:r>
+              <w:rPr>
+                <w:rFonts w:ascii="Arial Unicode MS" w:eastAsia="Arial Unicode MS" w:hAnsi="Arial Unicode MS" w:cs="Arial Unicode MS" w:hint="eastAsia"/>
+                <w:color w:val="000000"/>
+                <w:sz w:val="15"/>
+                <w:szCs w:val="15"/>
+                <w:shd w:val="clear" w:color="auto" w:fill="FFFFFF"/>
               </w:rPr>
               <w:t>NumberDouble</w:t>
+            </w:r>
+          </w:p>
+        </w:tc>
+        <w:tc>
+          <w:tcPr>
+            <w:tcW w:w="2268" w:type="dxa"/>
+          </w:tcPr>
+          <w:p>
+            <w:pPr>
+              <w:rPr>
+                <w:rFonts w:ascii="Arial Unicode MS" w:eastAsia="Arial Unicode MS" w:hAnsi="Arial Unicode MS" w:cs="Arial Unicode MS"/>
+                <w:color w:val="000000"/>
+                <w:sz w:val="15"/>
+                <w:szCs w:val="15"/>
+                <w:shd w:val="clear" w:color="auto" w:fill="FFFFFF"/>
+              </w:rPr>
+            </w:pPr>
+            <w:r>
+              <w:rPr>
+                <w:rFonts w:ascii="Arial Unicode MS" w:eastAsia="Arial Unicode MS" w:hAnsi="Arial Unicode MS" w:cs="Arial Unicode MS"/>
+                <w:color w:val="000000"/>
+                <w:sz w:val="15"/>
+                <w:szCs w:val="15"/>
+                <w:shd w:val="clear" w:color="auto" w:fill="FFFFFF"/>
+              </w:rPr>
+              <w:t>O</w:t>
+            </w:r>
+            <w:r>
+              <w:rPr>
+                <w:rFonts w:ascii="Arial Unicode MS" w:eastAsia="Arial Unicode MS" w:hAnsi="Arial Unicode MS" w:cs="Arial Unicode MS" w:hint="eastAsia"/>
+                <w:color w:val="000000"/>
+                <w:sz w:val="15"/>
+                <w:szCs w:val="15"/>
+                <w:shd w:val="clear" w:color="auto" w:fill="FFFFFF"/>
+              </w:rPr>
+              <w:t xml:space="preserve">nly support </w:t>
+            </w:r>
+            <w:r>
+              <w:rPr>
+                <w:rFonts w:ascii="Arial Unicode MS" w:eastAsia="Arial Unicode MS" w:hAnsi="Arial Unicode MS" w:cs="Arial Unicode MS"/>
+                <w:color w:val="000000"/>
+                <w:sz w:val="15"/>
+                <w:szCs w:val="15"/>
+                <w:shd w:val="clear" w:color="auto" w:fill="FFFFFF"/>
+              </w:rPr>
+              <w:t>15 decimal digits precision</w:t>
+            </w:r>
+            <w:r>
+              <w:rPr>
+                <w:rFonts w:ascii="Arial Unicode MS" w:eastAsia="Arial Unicode MS" w:hAnsi="Arial Unicode MS" w:cs="Arial Unicode MS" w:hint="eastAsia"/>
+                <w:color w:val="000000"/>
+                <w:sz w:val="15"/>
+                <w:szCs w:val="15"/>
+                <w:shd w:val="clear" w:color="auto" w:fill="FFFFFF"/>
+              </w:rPr>
+              <w:t>.</w:t>
+            </w:r>
+          </w:p>
+          <w:p>
+            <w:pPr>
+              <w:rPr>
+                <w:rFonts w:ascii="Arial Unicode MS" w:eastAsia="Arial Unicode MS" w:hAnsi="Arial Unicode MS" w:cs="Arial Unicode MS"/>
+                <w:color w:val="000000"/>
+                <w:sz w:val="15"/>
+                <w:szCs w:val="15"/>
+                <w:shd w:val="clear" w:color="auto" w:fill="FFFFFF"/>
+              </w:rPr>
+            </w:pPr>
+            <w:r>
+              <w:rPr>
+                <w:rFonts w:ascii="Arial Unicode MS" w:eastAsia="Arial Unicode MS" w:hAnsi="Arial Unicode MS" w:cs="Arial Unicode MS"/>
+                <w:color w:val="000000"/>
+                <w:sz w:val="15"/>
+                <w:szCs w:val="15"/>
+                <w:shd w:val="clear" w:color="auto" w:fill="FFFFFF"/>
+              </w:rPr>
+              <w:t>S</w:t>
+            </w:r>
+            <w:r>
+              <w:rPr>
+                <w:rFonts w:ascii="Arial Unicode MS" w:eastAsia="Arial Unicode MS" w:hAnsi="Arial Unicode MS" w:cs="Arial Unicode MS" w:hint="eastAsia"/>
+                <w:color w:val="000000"/>
+                <w:sz w:val="15"/>
+                <w:szCs w:val="15"/>
+                <w:shd w:val="clear" w:color="auto" w:fill="FFFFFF"/>
+              </w:rPr>
+              <w:t>db may lose precision</w:t>
             </w:r>
           </w:p>
         </w:tc>
@@ -533,30 +1256,71 @@
       <w:tr>
         <w:tc>
           <w:tcPr>
-            <w:tcW w:w="1704" w:type="dxa"/>
-          </w:tcPr>
-          <w:p>
-            <w:pPr>
-              <w:rPr>
-                <w:rFonts w:hint="eastAsia"/>
-              </w:rPr>
-            </w:pPr>
-            <w:r>
-              <w:rPr>
-                <w:rFonts w:hint="eastAsia"/>
-              </w:rPr>
-              <w:t>real</w:t>
-            </w:r>
-          </w:p>
-        </w:tc>
-        <w:tc>
-          <w:tcPr>
-            <w:tcW w:w="1704" w:type="dxa"/>
-          </w:tcPr>
-          <w:p>
-            <w:r>
-              <w:rPr>
-                <w:rFonts w:hint="eastAsia"/>
+            <w:tcW w:w="1135" w:type="dxa"/>
+          </w:tcPr>
+          <w:p>
+            <w:pPr>
+              <w:rPr>
+                <w:rFonts w:ascii="Arial Unicode MS" w:eastAsia="Arial Unicode MS" w:hAnsi="Arial Unicode MS" w:cs="Arial Unicode MS"/>
+                <w:color w:val="000000"/>
+                <w:sz w:val="15"/>
+                <w:szCs w:val="15"/>
+                <w:shd w:val="clear" w:color="auto" w:fill="FFFFFF"/>
+              </w:rPr>
+            </w:pPr>
+            <w:r>
+              <w:rPr>
+                <w:rFonts w:ascii="Arial Unicode MS" w:eastAsia="Arial Unicode MS" w:hAnsi="Arial Unicode MS" w:cs="Arial Unicode MS" w:hint="eastAsia"/>
+                <w:color w:val="000000"/>
+                <w:sz w:val="15"/>
+                <w:szCs w:val="15"/>
+                <w:shd w:val="clear" w:color="auto" w:fill="FFFFFF"/>
+              </w:rPr>
+              <w:t>r</w:t>
+            </w:r>
+            <w:r>
+              <w:rPr>
+                <w:rFonts w:ascii="Arial Unicode MS" w:eastAsia="Arial Unicode MS" w:hAnsi="Arial Unicode MS" w:cs="Arial Unicode MS" w:hint="eastAsia"/>
+                <w:color w:val="000000"/>
+                <w:sz w:val="15"/>
+                <w:szCs w:val="15"/>
+                <w:shd w:val="clear" w:color="auto" w:fill="FFFFFF"/>
+              </w:rPr>
+              <w:t>eal</w:t>
+            </w:r>
+            <w:r>
+              <w:rPr>
+                <w:rFonts w:ascii="Arial Unicode MS" w:eastAsia="Arial Unicode MS" w:hAnsi="Arial Unicode MS" w:cs="Arial Unicode MS" w:hint="eastAsia"/>
+                <w:color w:val="000000"/>
+                <w:sz w:val="15"/>
+                <w:szCs w:val="15"/>
+                <w:shd w:val="clear" w:color="auto" w:fill="FFFFFF"/>
+              </w:rPr>
+              <w:t>、float4</w:t>
+            </w:r>
+          </w:p>
+        </w:tc>
+        <w:tc>
+          <w:tcPr>
+            <w:tcW w:w="850" w:type="dxa"/>
+          </w:tcPr>
+          <w:p>
+            <w:pPr>
+              <w:rPr>
+                <w:rFonts w:ascii="Arial Unicode MS" w:eastAsia="Arial Unicode MS" w:hAnsi="Arial Unicode MS" w:cs="Arial Unicode MS"/>
+                <w:color w:val="000000"/>
+                <w:sz w:val="15"/>
+                <w:szCs w:val="15"/>
+                <w:shd w:val="clear" w:color="auto" w:fill="FFFFFF"/>
+              </w:rPr>
+            </w:pPr>
+            <w:r>
+              <w:rPr>
+                <w:rFonts w:ascii="Arial Unicode MS" w:eastAsia="Arial Unicode MS" w:hAnsi="Arial Unicode MS" w:cs="Arial Unicode MS" w:hint="eastAsia"/>
+                <w:color w:val="000000"/>
+                <w:sz w:val="15"/>
+                <w:szCs w:val="15"/>
+                <w:shd w:val="clear" w:color="auto" w:fill="FFFFFF"/>
               </w:rPr>
               <w:t>4</w:t>
             </w:r>
@@ -564,12 +1328,21 @@
         </w:tc>
         <w:tc>
           <w:tcPr>
-            <w:tcW w:w="1704" w:type="dxa"/>
-          </w:tcPr>
-          <w:p>
-            <w:r>
-              <w:rPr>
-                <w:rFonts w:ascii="Verdana" w:hAnsi="Verdana"/>
+            <w:tcW w:w="2268" w:type="dxa"/>
+          </w:tcPr>
+          <w:p>
+            <w:pPr>
+              <w:rPr>
+                <w:rFonts w:ascii="Arial Unicode MS" w:eastAsia="Arial Unicode MS" w:hAnsi="Arial Unicode MS" w:cs="Arial Unicode MS"/>
+                <w:color w:val="000000"/>
+                <w:sz w:val="15"/>
+                <w:szCs w:val="15"/>
+                <w:shd w:val="clear" w:color="auto" w:fill="FFFFFF"/>
+              </w:rPr>
+            </w:pPr>
+            <w:r>
+              <w:rPr>
+                <w:rFonts w:ascii="Arial Unicode MS" w:eastAsia="Arial Unicode MS" w:hAnsi="Arial Unicode MS" w:cs="Arial Unicode MS"/>
                 <w:color w:val="000000"/>
                 <w:sz w:val="15"/>
                 <w:szCs w:val="15"/>
@@ -581,12 +1354,21 @@
         </w:tc>
         <w:tc>
           <w:tcPr>
-            <w:tcW w:w="1705" w:type="dxa"/>
-          </w:tcPr>
-          <w:p>
-            <w:r>
-              <w:rPr>
-                <w:rFonts w:ascii="Verdana" w:hAnsi="Verdana"/>
+            <w:tcW w:w="2032" w:type="dxa"/>
+          </w:tcPr>
+          <w:p>
+            <w:pPr>
+              <w:rPr>
+                <w:rFonts w:ascii="Arial Unicode MS" w:eastAsia="Arial Unicode MS" w:hAnsi="Arial Unicode MS" w:cs="Arial Unicode MS"/>
+                <w:color w:val="000000"/>
+                <w:sz w:val="15"/>
+                <w:szCs w:val="15"/>
+                <w:shd w:val="clear" w:color="auto" w:fill="FFFFFF"/>
+              </w:rPr>
+            </w:pPr>
+            <w:r>
+              <w:rPr>
+                <w:rFonts w:ascii="Arial Unicode MS" w:eastAsia="Arial Unicode MS" w:hAnsi="Arial Unicode MS" w:cs="Arial Unicode MS"/>
                 <w:color w:val="000000"/>
                 <w:sz w:val="15"/>
                 <w:szCs w:val="15"/>
@@ -598,14 +1380,53 @@
         </w:tc>
         <w:tc>
           <w:tcPr>
-            <w:tcW w:w="1705" w:type="dxa"/>
-          </w:tcPr>
-          <w:p>
-            <w:r>
-              <w:rPr>
-                <w:rFonts w:hint="eastAsia"/>
+            <w:tcW w:w="1087" w:type="dxa"/>
+          </w:tcPr>
+          <w:p>
+            <w:pPr>
+              <w:rPr>
+                <w:rFonts w:ascii="Arial Unicode MS" w:eastAsia="Arial Unicode MS" w:hAnsi="Arial Unicode MS" w:cs="Arial Unicode MS"/>
+                <w:color w:val="000000"/>
+                <w:sz w:val="15"/>
+                <w:szCs w:val="15"/>
+                <w:shd w:val="clear" w:color="auto" w:fill="FFFFFF"/>
+              </w:rPr>
+            </w:pPr>
+            <w:r>
+              <w:rPr>
+                <w:rFonts w:ascii="Arial Unicode MS" w:eastAsia="Arial Unicode MS" w:hAnsi="Arial Unicode MS" w:cs="Arial Unicode MS" w:hint="eastAsia"/>
+                <w:color w:val="000000"/>
+                <w:sz w:val="15"/>
+                <w:szCs w:val="15"/>
+                <w:shd w:val="clear" w:color="auto" w:fill="FFFFFF"/>
               </w:rPr>
               <w:t>NumberDouble</w:t>
+            </w:r>
+          </w:p>
+        </w:tc>
+        <w:tc>
+          <w:tcPr>
+            <w:tcW w:w="2268" w:type="dxa"/>
+          </w:tcPr>
+          <w:p>
+            <w:pPr>
+              <w:rPr>
+                <w:rFonts w:ascii="Arial Unicode MS" w:eastAsia="Arial Unicode MS" w:hAnsi="Arial Unicode MS" w:cs="Arial Unicode MS"/>
+                <w:color w:val="000000"/>
+                <w:sz w:val="15"/>
+                <w:szCs w:val="15"/>
+                <w:shd w:val="clear" w:color="auto" w:fill="FFFFFF"/>
+              </w:rPr>
+            </w:pPr>
+            <w:r>
+              <w:rPr>
+                <w:rFonts w:ascii="Arial Unicode MS" w:eastAsia="Arial Unicode MS" w:hAnsi="Arial Unicode MS" w:cs="Arial Unicode MS" w:hint="eastAsia"/>
+                <w:color w:val="000000"/>
+                <w:sz w:val="15"/>
+                <w:szCs w:val="15"/>
+                <w:shd w:val="clear" w:color="auto" w:fill="FFFFFF"/>
+              </w:rPr>
+              <w:t>postgresql may lose precision</w:t>
             </w:r>
           </w:p>
         </w:tc>
@@ -613,30 +1434,61 @@
       <w:tr>
         <w:tc>
           <w:tcPr>
-            <w:tcW w:w="1704" w:type="dxa"/>
-          </w:tcPr>
-          <w:p>
-            <w:pPr>
-              <w:rPr>
-                <w:rFonts w:hint="eastAsia"/>
-              </w:rPr>
-            </w:pPr>
-            <w:r>
-              <w:rPr>
-                <w:rFonts w:hint="eastAsia"/>
+            <w:tcW w:w="1135" w:type="dxa"/>
+          </w:tcPr>
+          <w:p>
+            <w:pPr>
+              <w:rPr>
+                <w:rFonts w:ascii="Arial Unicode MS" w:eastAsia="Arial Unicode MS" w:hAnsi="Arial Unicode MS" w:cs="Arial Unicode MS"/>
+                <w:color w:val="000000"/>
+                <w:sz w:val="15"/>
+                <w:szCs w:val="15"/>
+                <w:shd w:val="clear" w:color="auto" w:fill="FFFFFF"/>
+              </w:rPr>
+            </w:pPr>
+            <w:r>
+              <w:rPr>
+                <w:rFonts w:ascii="Arial Unicode MS" w:eastAsia="Arial Unicode MS" w:hAnsi="Arial Unicode MS" w:cs="Arial Unicode MS" w:hint="eastAsia"/>
+                <w:color w:val="000000"/>
+                <w:sz w:val="15"/>
+                <w:szCs w:val="15"/>
+                <w:shd w:val="clear" w:color="auto" w:fill="FFFFFF"/>
               </w:rPr>
               <w:t>double precision</w:t>
             </w:r>
-          </w:p>
-        </w:tc>
-        <w:tc>
-          <w:tcPr>
-            <w:tcW w:w="1704" w:type="dxa"/>
-          </w:tcPr>
-          <w:p>
-            <w:r>
-              <w:rPr>
-                <w:rFonts w:hint="eastAsia"/>
+            <w:r>
+              <w:rPr>
+                <w:rFonts w:ascii="Arial Unicode MS" w:eastAsia="Arial Unicode MS" w:hAnsi="Arial Unicode MS" w:cs="Arial Unicode MS" w:hint="eastAsia"/>
+                <w:color w:val="000000"/>
+                <w:sz w:val="15"/>
+                <w:szCs w:val="15"/>
+                <w:shd w:val="clear" w:color="auto" w:fill="FFFFFF"/>
+              </w:rPr>
+              <w:t>、float8</w:t>
+            </w:r>
+          </w:p>
+        </w:tc>
+        <w:tc>
+          <w:tcPr>
+            <w:tcW w:w="850" w:type="dxa"/>
+          </w:tcPr>
+          <w:p>
+            <w:pPr>
+              <w:rPr>
+                <w:rFonts w:ascii="Arial Unicode MS" w:eastAsia="Arial Unicode MS" w:hAnsi="Arial Unicode MS" w:cs="Arial Unicode MS"/>
+                <w:color w:val="000000"/>
+                <w:sz w:val="15"/>
+                <w:szCs w:val="15"/>
+                <w:shd w:val="clear" w:color="auto" w:fill="FFFFFF"/>
+              </w:rPr>
+            </w:pPr>
+            <w:r>
+              <w:rPr>
+                <w:rFonts w:ascii="Arial Unicode MS" w:eastAsia="Arial Unicode MS" w:hAnsi="Arial Unicode MS" w:cs="Arial Unicode MS" w:hint="eastAsia"/>
+                <w:color w:val="000000"/>
+                <w:sz w:val="15"/>
+                <w:szCs w:val="15"/>
+                <w:shd w:val="clear" w:color="auto" w:fill="FFFFFF"/>
               </w:rPr>
               <w:t>8</w:t>
             </w:r>
@@ -644,12 +1496,21 @@
         </w:tc>
         <w:tc>
           <w:tcPr>
-            <w:tcW w:w="1704" w:type="dxa"/>
-          </w:tcPr>
-          <w:p>
-            <w:r>
-              <w:rPr>
-                <w:rFonts w:ascii="Verdana" w:hAnsi="Verdana"/>
+            <w:tcW w:w="2268" w:type="dxa"/>
+          </w:tcPr>
+          <w:p>
+            <w:pPr>
+              <w:rPr>
+                <w:rFonts w:ascii="Arial Unicode MS" w:eastAsia="Arial Unicode MS" w:hAnsi="Arial Unicode MS" w:cs="Arial Unicode MS"/>
+                <w:color w:val="000000"/>
+                <w:sz w:val="15"/>
+                <w:szCs w:val="15"/>
+                <w:shd w:val="clear" w:color="auto" w:fill="FFFFFF"/>
+              </w:rPr>
+            </w:pPr>
+            <w:r>
+              <w:rPr>
+                <w:rFonts w:ascii="Arial Unicode MS" w:eastAsia="Arial Unicode MS" w:hAnsi="Arial Unicode MS" w:cs="Arial Unicode MS"/>
                 <w:color w:val="000000"/>
                 <w:sz w:val="15"/>
                 <w:szCs w:val="15"/>
@@ -661,12 +1522,21 @@
         </w:tc>
         <w:tc>
           <w:tcPr>
-            <w:tcW w:w="1705" w:type="dxa"/>
-          </w:tcPr>
-          <w:p>
-            <w:r>
-              <w:rPr>
-                <w:rFonts w:ascii="Verdana" w:hAnsi="Verdana"/>
+            <w:tcW w:w="2032" w:type="dxa"/>
+          </w:tcPr>
+          <w:p>
+            <w:pPr>
+              <w:rPr>
+                <w:rFonts w:ascii="Arial Unicode MS" w:eastAsia="Arial Unicode MS" w:hAnsi="Arial Unicode MS" w:cs="Arial Unicode MS"/>
+                <w:color w:val="000000"/>
+                <w:sz w:val="15"/>
+                <w:szCs w:val="15"/>
+                <w:shd w:val="clear" w:color="auto" w:fill="FFFFFF"/>
+              </w:rPr>
+            </w:pPr>
+            <w:r>
+              <w:rPr>
+                <w:rFonts w:ascii="Arial Unicode MS" w:eastAsia="Arial Unicode MS" w:hAnsi="Arial Unicode MS" w:cs="Arial Unicode MS"/>
                 <w:color w:val="000000"/>
                 <w:sz w:val="15"/>
                 <w:szCs w:val="15"/>
@@ -678,32 +1548,69 @@
         </w:tc>
         <w:tc>
           <w:tcPr>
-            <w:tcW w:w="1705" w:type="dxa"/>
-          </w:tcPr>
-          <w:p>
-            <w:r>
-              <w:rPr>
-                <w:rFonts w:hint="eastAsia"/>
+            <w:tcW w:w="1087" w:type="dxa"/>
+          </w:tcPr>
+          <w:p>
+            <w:pPr>
+              <w:rPr>
+                <w:rFonts w:ascii="Arial Unicode MS" w:eastAsia="Arial Unicode MS" w:hAnsi="Arial Unicode MS" w:cs="Arial Unicode MS"/>
+                <w:color w:val="000000"/>
+                <w:sz w:val="15"/>
+                <w:szCs w:val="15"/>
+                <w:shd w:val="clear" w:color="auto" w:fill="FFFFFF"/>
+              </w:rPr>
+            </w:pPr>
+            <w:r>
+              <w:rPr>
+                <w:rFonts w:ascii="Arial Unicode MS" w:eastAsia="Arial Unicode MS" w:hAnsi="Arial Unicode MS" w:cs="Arial Unicode MS" w:hint="eastAsia"/>
+                <w:color w:val="000000"/>
+                <w:sz w:val="15"/>
+                <w:szCs w:val="15"/>
+                <w:shd w:val="clear" w:color="auto" w:fill="FFFFFF"/>
               </w:rPr>
               <w:t>NumberDouble</w:t>
             </w:r>
+          </w:p>
+        </w:tc>
+        <w:tc>
+          <w:tcPr>
+            <w:tcW w:w="2268" w:type="dxa"/>
+          </w:tcPr>
+          <w:p>
+            <w:pPr>
+              <w:rPr>
+                <w:rFonts w:ascii="Arial Unicode MS" w:eastAsia="Arial Unicode MS" w:hAnsi="Arial Unicode MS" w:cs="Arial Unicode MS"/>
+                <w:color w:val="000000"/>
+                <w:sz w:val="15"/>
+                <w:szCs w:val="15"/>
+                <w:shd w:val="clear" w:color="auto" w:fill="FFFFFF"/>
+              </w:rPr>
+            </w:pPr>
           </w:p>
         </w:tc>
       </w:tr>
       <w:tr>
         <w:tc>
           <w:tcPr>
-            <w:tcW w:w="1704" w:type="dxa"/>
-          </w:tcPr>
-          <w:p>
-            <w:pPr>
-              <w:rPr>
-                <w:rFonts w:hint="eastAsia"/>
-              </w:rPr>
-            </w:pPr>
-            <w:r>
-              <w:rPr>
-                <w:rFonts w:hint="eastAsia"/>
+            <w:tcW w:w="1135" w:type="dxa"/>
+          </w:tcPr>
+          <w:p>
+            <w:pPr>
+              <w:rPr>
+                <w:rFonts w:ascii="Arial Unicode MS" w:eastAsia="Arial Unicode MS" w:hAnsi="Arial Unicode MS" w:cs="Arial Unicode MS"/>
+                <w:color w:val="000000"/>
+                <w:sz w:val="15"/>
+                <w:szCs w:val="15"/>
+                <w:shd w:val="clear" w:color="auto" w:fill="FFFFFF"/>
+              </w:rPr>
+            </w:pPr>
+            <w:r>
+              <w:rPr>
+                <w:rFonts w:ascii="Arial Unicode MS" w:eastAsia="Arial Unicode MS" w:hAnsi="Arial Unicode MS" w:cs="Arial Unicode MS" w:hint="eastAsia"/>
+                <w:color w:val="000000"/>
+                <w:sz w:val="15"/>
+                <w:szCs w:val="15"/>
+                <w:shd w:val="clear" w:color="auto" w:fill="FFFFFF"/>
               </w:rPr>
               <w:t>smallserial</w:t>
             </w:r>
@@ -711,12 +1618,25 @@
         </w:tc>
         <w:tc>
           <w:tcPr>
-            <w:tcW w:w="1704" w:type="dxa"/>
-          </w:tcPr>
-          <w:p>
-            <w:r>
-              <w:rPr>
-                <w:rFonts w:hint="eastAsia"/>
+            <w:tcW w:w="850" w:type="dxa"/>
+          </w:tcPr>
+          <w:p>
+            <w:pPr>
+              <w:rPr>
+                <w:rFonts w:ascii="Arial Unicode MS" w:eastAsia="Arial Unicode MS" w:hAnsi="Arial Unicode MS" w:cs="Arial Unicode MS"/>
+                <w:color w:val="000000"/>
+                <w:sz w:val="15"/>
+                <w:szCs w:val="15"/>
+                <w:shd w:val="clear" w:color="auto" w:fill="FFFFFF"/>
+              </w:rPr>
+            </w:pPr>
+            <w:r>
+              <w:rPr>
+                <w:rFonts w:ascii="Arial Unicode MS" w:eastAsia="Arial Unicode MS" w:hAnsi="Arial Unicode MS" w:cs="Arial Unicode MS" w:hint="eastAsia"/>
+                <w:color w:val="000000"/>
+                <w:sz w:val="15"/>
+                <w:szCs w:val="15"/>
+                <w:shd w:val="clear" w:color="auto" w:fill="FFFFFF"/>
               </w:rPr>
               <w:t>2</w:t>
             </w:r>
@@ -724,12 +1644,21 @@
         </w:tc>
         <w:tc>
           <w:tcPr>
-            <w:tcW w:w="1704" w:type="dxa"/>
-          </w:tcPr>
-          <w:p>
-            <w:r>
-              <w:rPr>
-                <w:rFonts w:ascii="Verdana" w:hAnsi="Verdana"/>
+            <w:tcW w:w="2268" w:type="dxa"/>
+          </w:tcPr>
+          <w:p>
+            <w:pPr>
+              <w:rPr>
+                <w:rFonts w:ascii="Arial Unicode MS" w:eastAsia="Arial Unicode MS" w:hAnsi="Arial Unicode MS" w:cs="Arial Unicode MS"/>
+                <w:color w:val="000000"/>
+                <w:sz w:val="15"/>
+                <w:szCs w:val="15"/>
+                <w:shd w:val="clear" w:color="auto" w:fill="FFFFFF"/>
+              </w:rPr>
+            </w:pPr>
+            <w:r>
+              <w:rPr>
+                <w:rFonts w:ascii="Arial Unicode MS" w:eastAsia="Arial Unicode MS" w:hAnsi="Arial Unicode MS" w:cs="Arial Unicode MS"/>
                 <w:color w:val="000000"/>
                 <w:sz w:val="15"/>
                 <w:szCs w:val="15"/>
@@ -741,12 +1670,21 @@
         </w:tc>
         <w:tc>
           <w:tcPr>
-            <w:tcW w:w="1705" w:type="dxa"/>
-          </w:tcPr>
-          <w:p>
-            <w:r>
-              <w:rPr>
-                <w:rFonts w:ascii="Verdana" w:hAnsi="Verdana"/>
+            <w:tcW w:w="2032" w:type="dxa"/>
+          </w:tcPr>
+          <w:p>
+            <w:pPr>
+              <w:rPr>
+                <w:rFonts w:ascii="Arial Unicode MS" w:eastAsia="Arial Unicode MS" w:hAnsi="Arial Unicode MS" w:cs="Arial Unicode MS"/>
+                <w:color w:val="000000"/>
+                <w:sz w:val="15"/>
+                <w:szCs w:val="15"/>
+                <w:shd w:val="clear" w:color="auto" w:fill="FFFFFF"/>
+              </w:rPr>
+            </w:pPr>
+            <w:r>
+              <w:rPr>
+                <w:rFonts w:ascii="Arial Unicode MS" w:eastAsia="Arial Unicode MS" w:hAnsi="Arial Unicode MS" w:cs="Arial Unicode MS"/>
                 <w:color w:val="000000"/>
                 <w:sz w:val="15"/>
                 <w:szCs w:val="15"/>
@@ -758,14 +1696,73 @@
         </w:tc>
         <w:tc>
           <w:tcPr>
-            <w:tcW w:w="1705" w:type="dxa"/>
-          </w:tcPr>
-          <w:p>
-            <w:r>
-              <w:rPr>
-                <w:rFonts w:hint="eastAsia"/>
+            <w:tcW w:w="1087" w:type="dxa"/>
+          </w:tcPr>
+          <w:p>
+            <w:pPr>
+              <w:rPr>
+                <w:rFonts w:ascii="Arial Unicode MS" w:eastAsia="Arial Unicode MS" w:hAnsi="Arial Unicode MS" w:cs="Arial Unicode MS"/>
+                <w:color w:val="000000"/>
+                <w:sz w:val="15"/>
+                <w:szCs w:val="15"/>
+                <w:shd w:val="clear" w:color="auto" w:fill="FFFFFF"/>
+              </w:rPr>
+            </w:pPr>
+            <w:r>
+              <w:rPr>
+                <w:rFonts w:ascii="Arial Unicode MS" w:eastAsia="Arial Unicode MS" w:hAnsi="Arial Unicode MS" w:cs="Arial Unicode MS" w:hint="eastAsia"/>
+                <w:color w:val="000000"/>
+                <w:sz w:val="15"/>
+                <w:szCs w:val="15"/>
+                <w:shd w:val="clear" w:color="auto" w:fill="FFFFFF"/>
               </w:rPr>
               <w:t>NumberInt</w:t>
+            </w:r>
+          </w:p>
+        </w:tc>
+        <w:tc>
+          <w:tcPr>
+            <w:tcW w:w="2268" w:type="dxa"/>
+          </w:tcPr>
+          <w:p>
+            <w:pPr>
+              <w:rPr>
+                <w:rFonts w:ascii="Arial Unicode MS" w:eastAsia="Arial Unicode MS" w:hAnsi="Arial Unicode MS" w:cs="Arial Unicode MS"/>
+                <w:color w:val="000000"/>
+                <w:sz w:val="15"/>
+                <w:szCs w:val="15"/>
+                <w:shd w:val="clear" w:color="auto" w:fill="FFFFFF"/>
+              </w:rPr>
+            </w:pPr>
+            <w:r>
+              <w:rPr>
+                <w:rFonts w:ascii="Arial Unicode MS" w:eastAsia="Arial Unicode MS" w:hAnsi="Arial Unicode MS" w:cs="Arial Unicode MS" w:hint="eastAsia"/>
+                <w:color w:val="000000"/>
+                <w:sz w:val="15"/>
+                <w:szCs w:val="15"/>
+                <w:shd w:val="clear" w:color="auto" w:fill="FFFFFF"/>
+              </w:rPr>
+              <w:t>postgresql</w:t>
+            </w:r>
+            <w:r>
+              <w:rPr>
+                <w:rFonts w:ascii="Arial Unicode MS" w:eastAsia="Arial Unicode MS" w:hAnsi="Arial Unicode MS" w:cs="Arial Unicode MS" w:hint="eastAsia"/>
+                <w:color w:val="000000"/>
+                <w:sz w:val="15"/>
+                <w:szCs w:val="15"/>
+                <w:shd w:val="clear" w:color="auto" w:fill="FFFFFF"/>
+              </w:rPr>
+              <w:t xml:space="preserve"> may </w:t>
+            </w:r>
+            <w:r>
+              <w:rPr>
+                <w:rFonts w:ascii="Arial Unicode MS" w:eastAsia="Arial Unicode MS" w:hAnsi="Arial Unicode MS" w:cs="Arial Unicode MS" w:hint="eastAsia"/>
+                <w:color w:val="000000"/>
+                <w:sz w:val="15"/>
+                <w:szCs w:val="15"/>
+                <w:shd w:val="clear" w:color="auto" w:fill="FFFFFF"/>
+              </w:rPr>
+              <w:t>overflow</w:t>
             </w:r>
           </w:p>
         </w:tc>
@@ -773,17 +1770,25 @@
       <w:tr>
         <w:tc>
           <w:tcPr>
-            <w:tcW w:w="1704" w:type="dxa"/>
-          </w:tcPr>
-          <w:p>
-            <w:pPr>
-              <w:rPr>
-                <w:rFonts w:hint="eastAsia"/>
-              </w:rPr>
-            </w:pPr>
-            <w:r>
-              <w:rPr>
-                <w:rFonts w:hint="eastAsia"/>
+            <w:tcW w:w="1135" w:type="dxa"/>
+          </w:tcPr>
+          <w:p>
+            <w:pPr>
+              <w:rPr>
+                <w:rFonts w:ascii="Arial Unicode MS" w:eastAsia="Arial Unicode MS" w:hAnsi="Arial Unicode MS" w:cs="Arial Unicode MS"/>
+                <w:color w:val="000000"/>
+                <w:sz w:val="15"/>
+                <w:szCs w:val="15"/>
+                <w:shd w:val="clear" w:color="auto" w:fill="FFFFFF"/>
+              </w:rPr>
+            </w:pPr>
+            <w:r>
+              <w:rPr>
+                <w:rFonts w:ascii="Arial Unicode MS" w:eastAsia="Arial Unicode MS" w:hAnsi="Arial Unicode MS" w:cs="Arial Unicode MS" w:hint="eastAsia"/>
+                <w:color w:val="000000"/>
+                <w:sz w:val="15"/>
+                <w:szCs w:val="15"/>
+                <w:shd w:val="clear" w:color="auto" w:fill="FFFFFF"/>
               </w:rPr>
               <w:t>serial</w:t>
             </w:r>
@@ -791,12 +1796,25 @@
         </w:tc>
         <w:tc>
           <w:tcPr>
-            <w:tcW w:w="1704" w:type="dxa"/>
-          </w:tcPr>
-          <w:p>
-            <w:r>
-              <w:rPr>
-                <w:rFonts w:hint="eastAsia"/>
+            <w:tcW w:w="850" w:type="dxa"/>
+          </w:tcPr>
+          <w:p>
+            <w:pPr>
+              <w:rPr>
+                <w:rFonts w:ascii="Arial Unicode MS" w:eastAsia="Arial Unicode MS" w:hAnsi="Arial Unicode MS" w:cs="Arial Unicode MS"/>
+                <w:color w:val="000000"/>
+                <w:sz w:val="15"/>
+                <w:szCs w:val="15"/>
+                <w:shd w:val="clear" w:color="auto" w:fill="FFFFFF"/>
+              </w:rPr>
+            </w:pPr>
+            <w:r>
+              <w:rPr>
+                <w:rFonts w:ascii="Arial Unicode MS" w:eastAsia="Arial Unicode MS" w:hAnsi="Arial Unicode MS" w:cs="Arial Unicode MS" w:hint="eastAsia"/>
+                <w:color w:val="000000"/>
+                <w:sz w:val="15"/>
+                <w:szCs w:val="15"/>
+                <w:shd w:val="clear" w:color="auto" w:fill="FFFFFF"/>
               </w:rPr>
               <w:t>4</w:t>
             </w:r>
@@ -804,12 +1822,21 @@
         </w:tc>
         <w:tc>
           <w:tcPr>
-            <w:tcW w:w="1704" w:type="dxa"/>
-          </w:tcPr>
-          <w:p>
-            <w:r>
-              <w:rPr>
-                <w:rFonts w:ascii="Verdana" w:hAnsi="Verdana"/>
+            <w:tcW w:w="2268" w:type="dxa"/>
+          </w:tcPr>
+          <w:p>
+            <w:pPr>
+              <w:rPr>
+                <w:rFonts w:ascii="Arial Unicode MS" w:eastAsia="Arial Unicode MS" w:hAnsi="Arial Unicode MS" w:cs="Arial Unicode MS"/>
+                <w:color w:val="000000"/>
+                <w:sz w:val="15"/>
+                <w:szCs w:val="15"/>
+                <w:shd w:val="clear" w:color="auto" w:fill="FFFFFF"/>
+              </w:rPr>
+            </w:pPr>
+            <w:r>
+              <w:rPr>
+                <w:rFonts w:ascii="Arial Unicode MS" w:eastAsia="Arial Unicode MS" w:hAnsi="Arial Unicode MS" w:cs="Arial Unicode MS"/>
                 <w:color w:val="000000"/>
                 <w:sz w:val="15"/>
                 <w:szCs w:val="15"/>
@@ -821,12 +1848,21 @@
         </w:tc>
         <w:tc>
           <w:tcPr>
-            <w:tcW w:w="1705" w:type="dxa"/>
-          </w:tcPr>
-          <w:p>
-            <w:r>
-              <w:rPr>
-                <w:rFonts w:ascii="Verdana" w:hAnsi="Verdana"/>
+            <w:tcW w:w="2032" w:type="dxa"/>
+          </w:tcPr>
+          <w:p>
+            <w:pPr>
+              <w:rPr>
+                <w:rFonts w:ascii="Arial Unicode MS" w:eastAsia="Arial Unicode MS" w:hAnsi="Arial Unicode MS" w:cs="Arial Unicode MS"/>
+                <w:color w:val="000000"/>
+                <w:sz w:val="15"/>
+                <w:szCs w:val="15"/>
+                <w:shd w:val="clear" w:color="auto" w:fill="FFFFFF"/>
+              </w:rPr>
+            </w:pPr>
+            <w:r>
+              <w:rPr>
+                <w:rFonts w:ascii="Arial Unicode MS" w:eastAsia="Arial Unicode MS" w:hAnsi="Arial Unicode MS" w:cs="Arial Unicode MS"/>
                 <w:color w:val="000000"/>
                 <w:sz w:val="15"/>
                 <w:szCs w:val="15"/>
@@ -838,32 +1874,69 @@
         </w:tc>
         <w:tc>
           <w:tcPr>
-            <w:tcW w:w="1705" w:type="dxa"/>
-          </w:tcPr>
-          <w:p>
-            <w:r>
-              <w:rPr>
-                <w:rFonts w:hint="eastAsia"/>
+            <w:tcW w:w="1087" w:type="dxa"/>
+          </w:tcPr>
+          <w:p>
+            <w:pPr>
+              <w:rPr>
+                <w:rFonts w:ascii="Arial Unicode MS" w:eastAsia="Arial Unicode MS" w:hAnsi="Arial Unicode MS" w:cs="Arial Unicode MS"/>
+                <w:color w:val="000000"/>
+                <w:sz w:val="15"/>
+                <w:szCs w:val="15"/>
+                <w:shd w:val="clear" w:color="auto" w:fill="FFFFFF"/>
+              </w:rPr>
+            </w:pPr>
+            <w:r>
+              <w:rPr>
+                <w:rFonts w:ascii="Arial Unicode MS" w:eastAsia="Arial Unicode MS" w:hAnsi="Arial Unicode MS" w:cs="Arial Unicode MS" w:hint="eastAsia"/>
+                <w:color w:val="000000"/>
+                <w:sz w:val="15"/>
+                <w:szCs w:val="15"/>
+                <w:shd w:val="clear" w:color="auto" w:fill="FFFFFF"/>
               </w:rPr>
               <w:t>NumberInt</w:t>
             </w:r>
+          </w:p>
+        </w:tc>
+        <w:tc>
+          <w:tcPr>
+            <w:tcW w:w="2268" w:type="dxa"/>
+          </w:tcPr>
+          <w:p>
+            <w:pPr>
+              <w:rPr>
+                <w:rFonts w:ascii="Arial Unicode MS" w:eastAsia="Arial Unicode MS" w:hAnsi="Arial Unicode MS" w:cs="Arial Unicode MS"/>
+                <w:color w:val="000000"/>
+                <w:sz w:val="15"/>
+                <w:szCs w:val="15"/>
+                <w:shd w:val="clear" w:color="auto" w:fill="FFFFFF"/>
+              </w:rPr>
+            </w:pPr>
           </w:p>
         </w:tc>
       </w:tr>
       <w:tr>
         <w:tc>
           <w:tcPr>
-            <w:tcW w:w="1704" w:type="dxa"/>
-          </w:tcPr>
-          <w:p>
-            <w:pPr>
-              <w:rPr>
-                <w:rFonts w:hint="eastAsia"/>
-              </w:rPr>
-            </w:pPr>
-            <w:r>
-              <w:rPr>
-                <w:rFonts w:hint="eastAsia"/>
+            <w:tcW w:w="1135" w:type="dxa"/>
+          </w:tcPr>
+          <w:p>
+            <w:pPr>
+              <w:rPr>
+                <w:rFonts w:ascii="Arial Unicode MS" w:eastAsia="Arial Unicode MS" w:hAnsi="Arial Unicode MS" w:cs="Arial Unicode MS"/>
+                <w:color w:val="000000"/>
+                <w:sz w:val="15"/>
+                <w:szCs w:val="15"/>
+                <w:shd w:val="clear" w:color="auto" w:fill="FFFFFF"/>
+              </w:rPr>
+            </w:pPr>
+            <w:r>
+              <w:rPr>
+                <w:rFonts w:ascii="Arial Unicode MS" w:eastAsia="Arial Unicode MS" w:hAnsi="Arial Unicode MS" w:cs="Arial Unicode MS" w:hint="eastAsia"/>
+                <w:color w:val="000000"/>
+                <w:sz w:val="15"/>
+                <w:szCs w:val="15"/>
+                <w:shd w:val="clear" w:color="auto" w:fill="FFFFFF"/>
               </w:rPr>
               <w:t>bigserial</w:t>
             </w:r>
@@ -871,12 +1944,25 @@
         </w:tc>
         <w:tc>
           <w:tcPr>
-            <w:tcW w:w="1704" w:type="dxa"/>
-          </w:tcPr>
-          <w:p>
-            <w:r>
-              <w:rPr>
-                <w:rFonts w:hint="eastAsia"/>
+            <w:tcW w:w="850" w:type="dxa"/>
+          </w:tcPr>
+          <w:p>
+            <w:pPr>
+              <w:rPr>
+                <w:rFonts w:ascii="Arial Unicode MS" w:eastAsia="Arial Unicode MS" w:hAnsi="Arial Unicode MS" w:cs="Arial Unicode MS"/>
+                <w:color w:val="000000"/>
+                <w:sz w:val="15"/>
+                <w:szCs w:val="15"/>
+                <w:shd w:val="clear" w:color="auto" w:fill="FFFFFF"/>
+              </w:rPr>
+            </w:pPr>
+            <w:r>
+              <w:rPr>
+                <w:rFonts w:ascii="Arial Unicode MS" w:eastAsia="Arial Unicode MS" w:hAnsi="Arial Unicode MS" w:cs="Arial Unicode MS" w:hint="eastAsia"/>
+                <w:color w:val="000000"/>
+                <w:sz w:val="15"/>
+                <w:szCs w:val="15"/>
+                <w:shd w:val="clear" w:color="auto" w:fill="FFFFFF"/>
               </w:rPr>
               <w:t>8</w:t>
             </w:r>
@@ -884,12 +1970,21 @@
         </w:tc>
         <w:tc>
           <w:tcPr>
-            <w:tcW w:w="1704" w:type="dxa"/>
-          </w:tcPr>
-          <w:p>
-            <w:r>
-              <w:rPr>
-                <w:rFonts w:ascii="Verdana" w:hAnsi="Verdana"/>
+            <w:tcW w:w="2268" w:type="dxa"/>
+          </w:tcPr>
+          <w:p>
+            <w:pPr>
+              <w:rPr>
+                <w:rFonts w:ascii="Arial Unicode MS" w:eastAsia="Arial Unicode MS" w:hAnsi="Arial Unicode MS" w:cs="Arial Unicode MS"/>
+                <w:color w:val="000000"/>
+                <w:sz w:val="15"/>
+                <w:szCs w:val="15"/>
+                <w:shd w:val="clear" w:color="auto" w:fill="FFFFFF"/>
+              </w:rPr>
+            </w:pPr>
+            <w:r>
+              <w:rPr>
+                <w:rFonts w:ascii="Arial Unicode MS" w:eastAsia="Arial Unicode MS" w:hAnsi="Arial Unicode MS" w:cs="Arial Unicode MS"/>
                 <w:color w:val="000000"/>
                 <w:sz w:val="15"/>
                 <w:szCs w:val="15"/>
@@ -901,12 +1996,21 @@
         </w:tc>
         <w:tc>
           <w:tcPr>
-            <w:tcW w:w="1705" w:type="dxa"/>
-          </w:tcPr>
-          <w:p>
-            <w:r>
-              <w:rPr>
-                <w:rFonts w:ascii="Verdana" w:hAnsi="Verdana"/>
+            <w:tcW w:w="2032" w:type="dxa"/>
+          </w:tcPr>
+          <w:p>
+            <w:pPr>
+              <w:rPr>
+                <w:rFonts w:ascii="Arial Unicode MS" w:eastAsia="Arial Unicode MS" w:hAnsi="Arial Unicode MS" w:cs="Arial Unicode MS"/>
+                <w:color w:val="000000"/>
+                <w:sz w:val="15"/>
+                <w:szCs w:val="15"/>
+                <w:shd w:val="clear" w:color="auto" w:fill="FFFFFF"/>
+              </w:rPr>
+            </w:pPr>
+            <w:r>
+              <w:rPr>
+                <w:rFonts w:ascii="Arial Unicode MS" w:eastAsia="Arial Unicode MS" w:hAnsi="Arial Unicode MS" w:cs="Arial Unicode MS"/>
                 <w:color w:val="000000"/>
                 <w:sz w:val="15"/>
                 <w:szCs w:val="15"/>
@@ -918,101 +2022,79 @@
         </w:tc>
         <w:tc>
           <w:tcPr>
-            <w:tcW w:w="1705" w:type="dxa"/>
-          </w:tcPr>
-          <w:p>
-            <w:r>
-              <w:rPr>
-                <w:rFonts w:hint="eastAsia"/>
+            <w:tcW w:w="1087" w:type="dxa"/>
+          </w:tcPr>
+          <w:p>
+            <w:pPr>
+              <w:rPr>
+                <w:rFonts w:ascii="Arial Unicode MS" w:eastAsia="Arial Unicode MS" w:hAnsi="Arial Unicode MS" w:cs="Arial Unicode MS"/>
+                <w:color w:val="000000"/>
+                <w:sz w:val="15"/>
+                <w:szCs w:val="15"/>
+                <w:shd w:val="clear" w:color="auto" w:fill="FFFFFF"/>
+              </w:rPr>
+            </w:pPr>
+            <w:r>
+              <w:rPr>
+                <w:rFonts w:ascii="Arial Unicode MS" w:eastAsia="Arial Unicode MS" w:hAnsi="Arial Unicode MS" w:cs="Arial Unicode MS" w:hint="eastAsia"/>
+                <w:color w:val="000000"/>
+                <w:sz w:val="15"/>
+                <w:szCs w:val="15"/>
+                <w:shd w:val="clear" w:color="auto" w:fill="FFFFFF"/>
               </w:rPr>
               <w:t>NumberLong</w:t>
             </w:r>
+          </w:p>
+        </w:tc>
+        <w:tc>
+          <w:tcPr>
+            <w:tcW w:w="2268" w:type="dxa"/>
+          </w:tcPr>
+          <w:p>
+            <w:pPr>
+              <w:rPr>
+                <w:rFonts w:ascii="Arial Unicode MS" w:eastAsia="Arial Unicode MS" w:hAnsi="Arial Unicode MS" w:cs="Arial Unicode MS"/>
+                <w:color w:val="000000"/>
+                <w:sz w:val="15"/>
+                <w:szCs w:val="15"/>
+                <w:shd w:val="clear" w:color="auto" w:fill="FFFFFF"/>
+              </w:rPr>
+            </w:pPr>
           </w:p>
         </w:tc>
       </w:tr>
     </w:tbl>
     <w:p/>
     <w:p>
+      <w:r>
+        <w:rPr>
+          <w:rFonts w:hint="eastAsia"/>
+        </w:rPr>
+        <w:t>PS:</w:t>
+      </w:r>
+    </w:p>
+    <w:p>
+      <w:r>
+        <w:rPr>
+          <w:rFonts w:hint="eastAsia"/>
+        </w:rPr>
+        <w:t>数字类型之间可以兼容，当一方使用了较大范围的数据时，另一方可能丢失精度或者是溢出。</w:t>
+      </w:r>
+    </w:p>
+    <w:p>
       <w:pPr>
-        <w:rPr>
-          <w:rFonts w:hint="eastAsia"/>
-        </w:rPr>
+        <w:pStyle w:val="Heading1"/>
       </w:pPr>
       <w:r>
         <w:rPr>
           <w:rFonts w:hint="eastAsia"/>
         </w:rPr>
-        <w:t>PS:</w:t>
-      </w:r>
-    </w:p>
-    <w:p>
-      <w:pPr>
-        <w:rPr>
-          <w:rFonts w:hint="eastAsia"/>
-        </w:rPr>
-      </w:pPr>
-      <w:r>
-        <w:rPr>
-          <w:rFonts w:hint="eastAsia"/>
-        </w:rPr>
-        <w:t>上述类型在</w:t>
-      </w:r>
-      <w:r>
-        <w:rPr>
-          <w:rFonts w:hint="eastAsia"/>
-        </w:rPr>
-        <w:t>SequoiaDB</w:t>
-      </w:r>
-      <w:r>
-        <w:rPr>
-          <w:rFonts w:hint="eastAsia"/>
-        </w:rPr>
-        <w:t>中可对接任意数字类型，但</w:t>
-      </w:r>
-      <w:r>
-        <w:rPr>
-          <w:rFonts w:hint="eastAsia"/>
-        </w:rPr>
-        <w:t>具体数值在转换中可能</w:t>
-      </w:r>
-      <w:r>
-        <w:rPr>
-          <w:rFonts w:hint="eastAsia"/>
-        </w:rPr>
-        <w:t>因为对接了不恰当的类型而</w:t>
-      </w:r>
-      <w:r>
-        <w:rPr>
-          <w:rFonts w:hint="eastAsia"/>
-        </w:rPr>
-        <w:t>丢失精度。</w:t>
-      </w:r>
-    </w:p>
-    <w:p>
-      <w:pPr>
-        <w:rPr>
-          <w:rFonts w:hint="eastAsia"/>
-        </w:rPr>
-      </w:pPr>
-    </w:p>
-    <w:p>
-      <w:pPr>
-        <w:pStyle w:val="1"/>
-        <w:rPr>
-          <w:rFonts w:hint="eastAsia"/>
-        </w:rPr>
-      </w:pPr>
-      <w:r>
-        <w:rPr>
-          <w:rFonts w:hint="eastAsia"/>
-        </w:rPr>
-        <w:lastRenderedPageBreak/>
         <w:t>Monetary Types</w:t>
       </w:r>
     </w:p>
     <w:tbl>
       <w:tblPr>
-        <w:tblStyle w:val="a6"/>
+        <w:tblStyle w:val="TableGrid"/>
         <w:tblW w:w="0" w:type="auto"/>
         <w:tblLook w:val="04A0"/>
       </w:tblPr>
@@ -1042,11 +2124,6 @@
             <w:tcW w:w="1535" w:type="dxa"/>
           </w:tcPr>
           <w:p>
-            <w:pPr>
-              <w:rPr>
-                <w:rFonts w:hint="eastAsia"/>
-              </w:rPr>
-            </w:pPr>
             <w:r>
               <w:rPr>
                 <w:rFonts w:hint="eastAsia"/>
@@ -1094,11 +2171,6 @@
             <w:tcW w:w="1670" w:type="dxa"/>
           </w:tcPr>
           <w:p>
-            <w:pPr>
-              <w:rPr>
-                <w:rFonts w:hint="eastAsia"/>
-              </w:rPr>
-            </w:pPr>
             <w:r>
               <w:rPr>
                 <w:rFonts w:hint="eastAsia"/>
@@ -1114,11 +2186,6 @@
             <w:tcW w:w="1526" w:type="dxa"/>
           </w:tcPr>
           <w:p>
-            <w:pPr>
-              <w:rPr>
-                <w:rFonts w:hint="eastAsia"/>
-              </w:rPr>
-            </w:pPr>
             <w:r>
               <w:t>M</w:t>
             </w:r>
@@ -1135,11 +2202,6 @@
             <w:tcW w:w="1535" w:type="dxa"/>
           </w:tcPr>
           <w:p>
-            <w:pPr>
-              <w:rPr>
-                <w:rFonts w:hint="eastAsia"/>
-              </w:rPr>
-            </w:pPr>
             <w:r>
               <w:rPr>
                 <w:rFonts w:hint="eastAsia"/>
@@ -1153,11 +2215,6 @@
             <w:tcW w:w="1585" w:type="dxa"/>
           </w:tcPr>
           <w:p>
-            <w:pPr>
-              <w:rPr>
-                <w:rFonts w:hint="eastAsia"/>
-              </w:rPr>
-            </w:pPr>
             <w:r>
               <w:t>C</w:t>
             </w:r>
@@ -1174,11 +2231,6 @@
             <w:tcW w:w="2206" w:type="dxa"/>
           </w:tcPr>
           <w:p>
-            <w:pPr>
-              <w:rPr>
-                <w:rFonts w:hint="eastAsia"/>
-              </w:rPr>
-            </w:pPr>
             <w:r>
               <w:rPr>
                 <w:rFonts w:ascii="Verdana" w:hAnsi="Verdana"/>
@@ -1196,89 +2248,32 @@
             <w:tcW w:w="1670" w:type="dxa"/>
           </w:tcPr>
           <w:p>
-            <w:pPr>
-              <w:rPr>
-                <w:rFonts w:hint="eastAsia"/>
-              </w:rPr>
-            </w:pPr>
-            <w:r>
-              <w:rPr>
-                <w:rFonts w:hint="eastAsia"/>
-              </w:rPr>
-              <w:t>Number</w:t>
-            </w:r>
-            <w:r>
-              <w:rPr>
-                <w:rFonts w:hint="eastAsia"/>
-              </w:rPr>
-              <w:t>Double</w:t>
+            <w:r>
+              <w:rPr>
+                <w:rFonts w:hint="eastAsia"/>
+              </w:rPr>
+              <w:t>Not support</w:t>
             </w:r>
           </w:p>
         </w:tc>
       </w:tr>
     </w:tbl>
+    <w:p/>
     <w:p>
       <w:pPr>
-        <w:rPr>
-          <w:rFonts w:hint="eastAsia"/>
-        </w:rPr>
+        <w:pStyle w:val="Heading1"/>
       </w:pPr>
       <w:r>
         <w:rPr>
           <w:rFonts w:hint="eastAsia"/>
         </w:rPr>
-        <w:t>PS:</w:t>
-      </w:r>
-    </w:p>
-    <w:p>
-      <w:pPr>
-        <w:rPr>
-          <w:rFonts w:hint="eastAsia"/>
-        </w:rPr>
-      </w:pPr>
-      <w:r>
-        <w:rPr>
-          <w:rFonts w:hint="eastAsia"/>
-        </w:rPr>
-        <w:t>上述类型在</w:t>
-      </w:r>
-      <w:r>
-        <w:rPr>
-          <w:rFonts w:hint="eastAsia"/>
-        </w:rPr>
-        <w:t>SequoiaDB</w:t>
-      </w:r>
-      <w:r>
-        <w:rPr>
-          <w:rFonts w:hint="eastAsia"/>
-        </w:rPr>
-        <w:t>中可对接任意数字类型，但具体数值在转换中可能因为对接了不恰当的类型而丢失精度。</w:t>
-      </w:r>
-    </w:p>
-    <w:p>
-      <w:pPr>
-        <w:rPr>
-          <w:rFonts w:hint="eastAsia"/>
-        </w:rPr>
-      </w:pPr>
-    </w:p>
-    <w:p>
-      <w:pPr>
-        <w:pStyle w:val="1"/>
-        <w:rPr>
-          <w:rFonts w:hint="eastAsia"/>
-        </w:rPr>
-      </w:pPr>
-      <w:r>
-        <w:rPr>
-          <w:rFonts w:hint="eastAsia"/>
-        </w:rPr>
+        <w:lastRenderedPageBreak/>
         <w:t>Character Types</w:t>
       </w:r>
     </w:p>
     <w:tbl>
       <w:tblPr>
-        <w:tblStyle w:val="a6"/>
+        <w:tblStyle w:val="TableGrid"/>
         <w:tblW w:w="0" w:type="auto"/>
         <w:tblLook w:val="04A0"/>
       </w:tblPr>
@@ -1286,6 +2281,7 @@
         <w:gridCol w:w="1526"/>
         <w:gridCol w:w="3249"/>
         <w:gridCol w:w="1712"/>
+        <w:gridCol w:w="1712"/>
       </w:tblGrid>
       <w:tr>
         <w:tc>
@@ -1319,16 +2315,24 @@
             <w:tcW w:w="1712" w:type="dxa"/>
           </w:tcPr>
           <w:p>
-            <w:pPr>
-              <w:rPr>
-                <w:rFonts w:hint="eastAsia"/>
-              </w:rPr>
-            </w:pPr>
             <w:r>
               <w:rPr>
                 <w:rFonts w:hint="eastAsia"/>
               </w:rPr>
               <w:t>Sdb Type</w:t>
+            </w:r>
+          </w:p>
+        </w:tc>
+        <w:tc>
+          <w:tcPr>
+            <w:tcW w:w="1712" w:type="dxa"/>
+          </w:tcPr>
+          <w:p>
+            <w:r>
+              <w:rPr>
+                <w:rFonts w:hint="eastAsia"/>
+              </w:rPr>
+              <w:t>remark</w:t>
             </w:r>
           </w:p>
         </w:tc>
@@ -1339,11 +2343,6 @@
             <w:tcW w:w="1526" w:type="dxa"/>
           </w:tcPr>
           <w:p>
-            <w:pPr>
-              <w:rPr>
-                <w:rFonts w:hint="eastAsia"/>
-              </w:rPr>
-            </w:pPr>
             <w:r>
               <w:rPr>
                 <w:rFonts w:hint="eastAsia"/>
@@ -1352,11 +2351,6 @@
             </w:r>
           </w:p>
           <w:p>
-            <w:pPr>
-              <w:rPr>
-                <w:rFonts w:hint="eastAsia"/>
-              </w:rPr>
-            </w:pPr>
             <w:r>
               <w:rPr>
                 <w:rFonts w:hint="eastAsia"/>
@@ -1370,22 +2364,11 @@
             <w:tcW w:w="3249" w:type="dxa"/>
           </w:tcPr>
           <w:p>
-            <w:pPr>
-              <w:rPr>
-                <w:rFonts w:hint="eastAsia"/>
-              </w:rPr>
-            </w:pPr>
-            <w:r>
-              <w:rPr>
-                <w:rFonts w:hint="eastAsia"/>
-              </w:rPr>
-              <w:t>v</w:t>
-            </w:r>
-            <w:r>
-              <w:rPr>
-                <w:rFonts w:hint="eastAsia"/>
-              </w:rPr>
-              <w:t>ariable-length with limit</w:t>
+            <w:r>
+              <w:rPr>
+                <w:rFonts w:hint="eastAsia"/>
+              </w:rPr>
+              <w:t>variable-length with limit</w:t>
             </w:r>
           </w:p>
         </w:tc>
@@ -1394,16 +2377,27 @@
             <w:tcW w:w="1712" w:type="dxa"/>
           </w:tcPr>
           <w:p>
-            <w:pPr>
-              <w:rPr>
-                <w:rFonts w:hint="eastAsia"/>
-              </w:rPr>
-            </w:pPr>
             <w:r>
               <w:rPr>
                 <w:rFonts w:hint="eastAsia"/>
               </w:rPr>
               <w:t>String</w:t>
+            </w:r>
+          </w:p>
+        </w:tc>
+        <w:tc>
+          <w:tcPr>
+            <w:tcW w:w="1712" w:type="dxa"/>
+          </w:tcPr>
+          <w:p>
+            <w:r>
+              <w:t>S</w:t>
+            </w:r>
+            <w:r>
+              <w:rPr>
+                <w:rFonts w:hint="eastAsia"/>
+              </w:rPr>
+              <w:t xml:space="preserve">db </w:t>
             </w:r>
           </w:p>
         </w:tc>
@@ -1426,17 +2420,17 @@
               <w:t>character(n), char(n)</w:t>
             </w:r>
           </w:p>
+          <w:p>
+            <w:r>
+              <w:t>bpchar</w:t>
+            </w:r>
+          </w:p>
         </w:tc>
         <w:tc>
           <w:tcPr>
             <w:tcW w:w="3249" w:type="dxa"/>
           </w:tcPr>
           <w:p>
-            <w:pPr>
-              <w:rPr>
-                <w:rFonts w:hint="eastAsia"/>
-              </w:rPr>
-            </w:pPr>
             <w:r>
               <w:rPr>
                 <w:rFonts w:hint="eastAsia"/>
@@ -1450,11 +2444,6 @@
             <w:tcW w:w="1712" w:type="dxa"/>
           </w:tcPr>
           <w:p>
-            <w:pPr>
-              <w:rPr>
-                <w:rFonts w:hint="eastAsia"/>
-              </w:rPr>
-            </w:pPr>
             <w:r>
               <w:rPr>
                 <w:rFonts w:hint="eastAsia"/>
@@ -1462,6 +2451,12 @@
               <w:t>String</w:t>
             </w:r>
           </w:p>
+        </w:tc>
+        <w:tc>
+          <w:tcPr>
+            <w:tcW w:w="1712" w:type="dxa"/>
+          </w:tcPr>
+          <w:p/>
         </w:tc>
       </w:tr>
       <w:tr>
@@ -1470,11 +2465,6 @@
             <w:tcW w:w="1526" w:type="dxa"/>
           </w:tcPr>
           <w:p>
-            <w:pPr>
-              <w:rPr>
-                <w:rFonts w:hint="eastAsia"/>
-              </w:rPr>
-            </w:pPr>
             <w:r>
               <w:rPr>
                 <w:rFonts w:hint="eastAsia"/>
@@ -1488,22 +2478,11 @@
             <w:tcW w:w="3249" w:type="dxa"/>
           </w:tcPr>
           <w:p>
-            <w:pPr>
-              <w:rPr>
-                <w:rFonts w:hint="eastAsia"/>
-              </w:rPr>
-            </w:pPr>
-            <w:r>
-              <w:rPr>
-                <w:rFonts w:hint="eastAsia"/>
-              </w:rPr>
-              <w:t>v</w:t>
-            </w:r>
-            <w:r>
-              <w:rPr>
-                <w:rFonts w:hint="eastAsia"/>
-              </w:rPr>
-              <w:t>ariable unlimited length</w:t>
+            <w:r>
+              <w:rPr>
+                <w:rFonts w:hint="eastAsia"/>
+              </w:rPr>
+              <w:t>variable unlimited length</w:t>
             </w:r>
           </w:p>
         </w:tc>
@@ -1512,11 +2491,6 @@
             <w:tcW w:w="1712" w:type="dxa"/>
           </w:tcPr>
           <w:p>
-            <w:pPr>
-              <w:rPr>
-                <w:rFonts w:hint="eastAsia"/>
-              </w:rPr>
-            </w:pPr>
             <w:r>
               <w:rPr>
                 <w:rFonts w:hint="eastAsia"/>
@@ -1524,22 +2498,19 @@
               <w:t>String</w:t>
             </w:r>
           </w:p>
+        </w:tc>
+        <w:tc>
+          <w:tcPr>
+            <w:tcW w:w="1712" w:type="dxa"/>
+          </w:tcPr>
+          <w:p/>
         </w:tc>
       </w:tr>
     </w:tbl>
+    <w:p/>
     <w:p>
       <w:pPr>
-        <w:rPr>
-          <w:rFonts w:hint="eastAsia"/>
-        </w:rPr>
-      </w:pPr>
-    </w:p>
-    <w:p>
-      <w:pPr>
-        <w:pStyle w:val="1"/>
-        <w:rPr>
-          <w:rFonts w:hint="eastAsia"/>
-        </w:rPr>
+        <w:pStyle w:val="Heading1"/>
       </w:pPr>
       <w:r>
         <w:rPr>
@@ -1550,20 +2521,21 @@
     </w:p>
     <w:tbl>
       <w:tblPr>
-        <w:tblStyle w:val="a6"/>
+        <w:tblStyle w:val="TableGrid"/>
         <w:tblW w:w="0" w:type="auto"/>
         <w:tblLook w:val="04A0"/>
       </w:tblPr>
       <w:tblGrid>
-        <w:gridCol w:w="2130"/>
-        <w:gridCol w:w="2130"/>
-        <w:gridCol w:w="2131"/>
-        <w:gridCol w:w="2131"/>
+        <w:gridCol w:w="1667"/>
+        <w:gridCol w:w="1712"/>
+        <w:gridCol w:w="1922"/>
+        <w:gridCol w:w="1720"/>
+        <w:gridCol w:w="1501"/>
       </w:tblGrid>
       <w:tr>
         <w:tc>
           <w:tcPr>
-            <w:tcW w:w="2130" w:type="dxa"/>
+            <w:tcW w:w="1667" w:type="dxa"/>
           </w:tcPr>
           <w:p>
             <w:r>
@@ -1576,7 +2548,7 @@
         </w:tc>
         <w:tc>
           <w:tcPr>
-            <w:tcW w:w="2130" w:type="dxa"/>
+            <w:tcW w:w="1712" w:type="dxa"/>
           </w:tcPr>
           <w:p>
             <w:r>
@@ -1589,7 +2561,7 @@
         </w:tc>
         <w:tc>
           <w:tcPr>
-            <w:tcW w:w="2131" w:type="dxa"/>
+            <w:tcW w:w="1922" w:type="dxa"/>
           </w:tcPr>
           <w:p>
             <w:r>
@@ -1602,7 +2574,7 @@
         </w:tc>
         <w:tc>
           <w:tcPr>
-            <w:tcW w:w="2131" w:type="dxa"/>
+            <w:tcW w:w="1720" w:type="dxa"/>
           </w:tcPr>
           <w:p>
             <w:r>
@@ -1610,6 +2582,19 @@
                 <w:rFonts w:hint="eastAsia"/>
               </w:rPr>
               <w:t>Sdb Type</w:t>
+            </w:r>
+          </w:p>
+        </w:tc>
+        <w:tc>
+          <w:tcPr>
+            <w:tcW w:w="1501" w:type="dxa"/>
+          </w:tcPr>
+          <w:p>
+            <w:r>
+              <w:rPr>
+                <w:rFonts w:hint="eastAsia"/>
+              </w:rPr>
+              <w:t>remark</w:t>
             </w:r>
           </w:p>
         </w:tc>
@@ -1617,7 +2602,7 @@
       <w:tr>
         <w:tc>
           <w:tcPr>
-            <w:tcW w:w="2130" w:type="dxa"/>
+            <w:tcW w:w="1667" w:type="dxa"/>
           </w:tcPr>
           <w:p>
             <w:r>
@@ -1630,7 +2615,7 @@
         </w:tc>
         <w:tc>
           <w:tcPr>
-            <w:tcW w:w="2130" w:type="dxa"/>
+            <w:tcW w:w="1712" w:type="dxa"/>
           </w:tcPr>
           <w:p>
             <w:r>
@@ -1643,7 +2628,7 @@
         </w:tc>
         <w:tc>
           <w:tcPr>
-            <w:tcW w:w="2131" w:type="dxa"/>
+            <w:tcW w:w="1922" w:type="dxa"/>
           </w:tcPr>
           <w:p>
             <w:r>
@@ -1656,7 +2641,7 @@
         </w:tc>
         <w:tc>
           <w:tcPr>
-            <w:tcW w:w="2131" w:type="dxa"/>
+            <w:tcW w:w="1720" w:type="dxa"/>
           </w:tcPr>
           <w:p>
             <w:r>
@@ -1666,22 +2651,19 @@
               <w:t>BinData</w:t>
             </w:r>
           </w:p>
+        </w:tc>
+        <w:tc>
+          <w:tcPr>
+            <w:tcW w:w="1501" w:type="dxa"/>
+          </w:tcPr>
+          <w:p/>
         </w:tc>
       </w:tr>
     </w:tbl>
+    <w:p/>
     <w:p>
       <w:pPr>
-        <w:rPr>
-          <w:rFonts w:hint="eastAsia"/>
-        </w:rPr>
-      </w:pPr>
-    </w:p>
-    <w:p>
-      <w:pPr>
-        <w:pStyle w:val="1"/>
-        <w:rPr>
-          <w:rFonts w:hint="eastAsia"/>
-        </w:rPr>
+        <w:pStyle w:val="Heading1"/>
       </w:pPr>
       <w:r>
         <w:rPr>
@@ -1692,20 +2674,21 @@
     </w:p>
     <w:tbl>
       <w:tblPr>
-        <w:tblStyle w:val="a6"/>
+        <w:tblStyle w:val="TableGrid"/>
         <w:tblW w:w="0" w:type="auto"/>
         <w:tblLook w:val="04A0"/>
       </w:tblPr>
       <w:tblGrid>
-        <w:gridCol w:w="2130"/>
-        <w:gridCol w:w="2130"/>
-        <w:gridCol w:w="2131"/>
-        <w:gridCol w:w="2131"/>
+        <w:gridCol w:w="1774"/>
+        <w:gridCol w:w="1717"/>
+        <w:gridCol w:w="1796"/>
+        <w:gridCol w:w="1786"/>
+        <w:gridCol w:w="1449"/>
       </w:tblGrid>
       <w:tr>
         <w:tc>
           <w:tcPr>
-            <w:tcW w:w="2130" w:type="dxa"/>
+            <w:tcW w:w="1774" w:type="dxa"/>
           </w:tcPr>
           <w:p>
             <w:r>
@@ -1718,14 +2701,9 @@
         </w:tc>
         <w:tc>
           <w:tcPr>
-            <w:tcW w:w="2130" w:type="dxa"/>
-          </w:tcPr>
-          <w:p>
-            <w:pPr>
-              <w:rPr>
-                <w:rFonts w:hint="eastAsia"/>
-              </w:rPr>
-            </w:pPr>
+            <w:tcW w:w="1717" w:type="dxa"/>
+          </w:tcPr>
+          <w:p>
             <w:r>
               <w:rPr>
                 <w:rFonts w:hint="eastAsia"/>
@@ -1744,7 +2722,7 @@
         </w:tc>
         <w:tc>
           <w:tcPr>
-            <w:tcW w:w="2131" w:type="dxa"/>
+            <w:tcW w:w="1796" w:type="dxa"/>
           </w:tcPr>
           <w:p>
             <w:r>
@@ -1757,7 +2735,7 @@
         </w:tc>
         <w:tc>
           <w:tcPr>
-            <w:tcW w:w="2131" w:type="dxa"/>
+            <w:tcW w:w="1786" w:type="dxa"/>
           </w:tcPr>
           <w:p>
             <w:r>
@@ -1765,6 +2743,19 @@
                 <w:rFonts w:hint="eastAsia"/>
               </w:rPr>
               <w:t>Sdb Type</w:t>
+            </w:r>
+          </w:p>
+        </w:tc>
+        <w:tc>
+          <w:tcPr>
+            <w:tcW w:w="1449" w:type="dxa"/>
+          </w:tcPr>
+          <w:p>
+            <w:r>
+              <w:rPr>
+                <w:rFonts w:hint="eastAsia"/>
+              </w:rPr>
+              <w:t>remark</w:t>
             </w:r>
           </w:p>
         </w:tc>
@@ -1772,14 +2763,9 @@
       <w:tr>
         <w:tc>
           <w:tcPr>
-            <w:tcW w:w="2130" w:type="dxa"/>
-          </w:tcPr>
-          <w:p>
-            <w:pPr>
-              <w:rPr>
-                <w:rFonts w:hint="eastAsia"/>
-              </w:rPr>
-            </w:pPr>
+            <w:tcW w:w="1774" w:type="dxa"/>
+          </w:tcPr>
+          <w:p>
             <w:r>
               <w:rPr>
                 <w:rFonts w:hint="eastAsia"/>
@@ -1798,7 +2784,7 @@
         </w:tc>
         <w:tc>
           <w:tcPr>
-            <w:tcW w:w="2130" w:type="dxa"/>
+            <w:tcW w:w="1717" w:type="dxa"/>
           </w:tcPr>
           <w:p>
             <w:r>
@@ -1811,7 +2797,7 @@
         </w:tc>
         <w:tc>
           <w:tcPr>
-            <w:tcW w:w="2131" w:type="dxa"/>
+            <w:tcW w:w="1796" w:type="dxa"/>
           </w:tcPr>
           <w:p>
             <w:r>
@@ -1827,7 +2813,7 @@
         </w:tc>
         <w:tc>
           <w:tcPr>
-            <w:tcW w:w="2131" w:type="dxa"/>
+            <w:tcW w:w="1786" w:type="dxa"/>
           </w:tcPr>
           <w:p>
             <w:r>
@@ -1837,19 +2823,20 @@
               <w:t>Timestamp</w:t>
             </w:r>
           </w:p>
+        </w:tc>
+        <w:tc>
+          <w:tcPr>
+            <w:tcW w:w="1449" w:type="dxa"/>
+          </w:tcPr>
+          <w:p/>
         </w:tc>
       </w:tr>
       <w:tr>
         <w:tc>
           <w:tcPr>
-            <w:tcW w:w="2130" w:type="dxa"/>
-          </w:tcPr>
-          <w:p>
-            <w:pPr>
-              <w:rPr>
-                <w:rFonts w:hint="eastAsia"/>
-              </w:rPr>
-            </w:pPr>
+            <w:tcW w:w="1774" w:type="dxa"/>
+          </w:tcPr>
+          <w:p>
             <w:r>
               <w:rPr>
                 <w:rFonts w:hint="eastAsia"/>
@@ -1868,7 +2855,7 @@
         </w:tc>
         <w:tc>
           <w:tcPr>
-            <w:tcW w:w="2130" w:type="dxa"/>
+            <w:tcW w:w="1717" w:type="dxa"/>
           </w:tcPr>
           <w:p>
             <w:r>
@@ -1881,7 +2868,7 @@
         </w:tc>
         <w:tc>
           <w:tcPr>
-            <w:tcW w:w="2131" w:type="dxa"/>
+            <w:tcW w:w="1796" w:type="dxa"/>
           </w:tcPr>
           <w:p>
             <w:r>
@@ -1897,36 +2884,41 @@
         </w:tc>
         <w:tc>
           <w:tcPr>
-            <w:tcW w:w="2131" w:type="dxa"/>
-          </w:tcPr>
-          <w:p>
-            <w:r>
-              <w:rPr>
-                <w:rFonts w:hint="eastAsia"/>
-              </w:rPr>
-              <w:t>NONE</w:t>
-            </w:r>
-          </w:p>
+            <w:tcW w:w="1786" w:type="dxa"/>
+          </w:tcPr>
+          <w:p>
+            <w:r>
+              <w:rPr>
+                <w:rFonts w:hint="eastAsia"/>
+              </w:rPr>
+              <w:t>Timestamp</w:t>
+            </w:r>
+          </w:p>
+        </w:tc>
+        <w:tc>
+          <w:tcPr>
+            <w:tcW w:w="1449" w:type="dxa"/>
+          </w:tcPr>
+          <w:p/>
         </w:tc>
       </w:tr>
       <w:tr>
         <w:tc>
           <w:tcPr>
-            <w:tcW w:w="2130" w:type="dxa"/>
-          </w:tcPr>
-          <w:p>
-            <w:r>
-              <w:rPr>
-                <w:rFonts w:hint="eastAsia"/>
-              </w:rPr>
-              <w:lastRenderedPageBreak/>
+            <w:tcW w:w="1774" w:type="dxa"/>
+          </w:tcPr>
+          <w:p>
+            <w:r>
+              <w:rPr>
+                <w:rFonts w:hint="eastAsia"/>
+              </w:rPr>
               <w:t>date</w:t>
             </w:r>
           </w:p>
         </w:tc>
         <w:tc>
           <w:tcPr>
-            <w:tcW w:w="2130" w:type="dxa"/>
+            <w:tcW w:w="1717" w:type="dxa"/>
           </w:tcPr>
           <w:p>
             <w:r>
@@ -1939,7 +2931,7 @@
         </w:tc>
         <w:tc>
           <w:tcPr>
-            <w:tcW w:w="2131" w:type="dxa"/>
+            <w:tcW w:w="1796" w:type="dxa"/>
           </w:tcPr>
           <w:p>
             <w:r>
@@ -1949,7 +2941,7 @@
         </w:tc>
         <w:tc>
           <w:tcPr>
-            <w:tcW w:w="2131" w:type="dxa"/>
+            <w:tcW w:w="1786" w:type="dxa"/>
           </w:tcPr>
           <w:p>
             <w:r>
@@ -1959,19 +2951,20 @@
               <w:t>Date</w:t>
             </w:r>
           </w:p>
+        </w:tc>
+        <w:tc>
+          <w:tcPr>
+            <w:tcW w:w="1449" w:type="dxa"/>
+          </w:tcPr>
+          <w:p/>
         </w:tc>
       </w:tr>
       <w:tr>
         <w:tc>
           <w:tcPr>
-            <w:tcW w:w="2130" w:type="dxa"/>
-          </w:tcPr>
-          <w:p>
-            <w:pPr>
-              <w:rPr>
-                <w:rFonts w:hint="eastAsia"/>
-              </w:rPr>
-            </w:pPr>
+            <w:tcW w:w="1774" w:type="dxa"/>
+          </w:tcPr>
+          <w:p>
             <w:r>
               <w:rPr>
                 <w:rFonts w:hint="eastAsia"/>
@@ -1990,7 +2983,7 @@
         </w:tc>
         <w:tc>
           <w:tcPr>
-            <w:tcW w:w="2130" w:type="dxa"/>
+            <w:tcW w:w="1717" w:type="dxa"/>
           </w:tcPr>
           <w:p>
             <w:r>
@@ -2003,7 +2996,7 @@
         </w:tc>
         <w:tc>
           <w:tcPr>
-            <w:tcW w:w="2131" w:type="dxa"/>
+            <w:tcW w:w="1796" w:type="dxa"/>
           </w:tcPr>
           <w:p>
             <w:r>
@@ -2016,29 +3009,30 @@
         </w:tc>
         <w:tc>
           <w:tcPr>
-            <w:tcW w:w="2131" w:type="dxa"/>
-          </w:tcPr>
-          <w:p>
-            <w:r>
-              <w:rPr>
-                <w:rFonts w:hint="eastAsia"/>
-              </w:rPr>
-              <w:t>NONE</w:t>
-            </w:r>
-          </w:p>
+            <w:tcW w:w="1786" w:type="dxa"/>
+          </w:tcPr>
+          <w:p>
+            <w:r>
+              <w:rPr>
+                <w:rFonts w:hint="eastAsia"/>
+              </w:rPr>
+              <w:t>Not support</w:t>
+            </w:r>
+          </w:p>
+        </w:tc>
+        <w:tc>
+          <w:tcPr>
+            <w:tcW w:w="1449" w:type="dxa"/>
+          </w:tcPr>
+          <w:p/>
         </w:tc>
       </w:tr>
       <w:tr>
         <w:tc>
           <w:tcPr>
-            <w:tcW w:w="2130" w:type="dxa"/>
-          </w:tcPr>
-          <w:p>
-            <w:pPr>
-              <w:rPr>
-                <w:rFonts w:hint="eastAsia"/>
-              </w:rPr>
-            </w:pPr>
+            <w:tcW w:w="1774" w:type="dxa"/>
+          </w:tcPr>
+          <w:p>
             <w:r>
               <w:rPr>
                 <w:rFonts w:hint="eastAsia"/>
@@ -2051,25 +3045,13 @@
               <w:rPr>
                 <w:rFonts w:hint="eastAsia"/>
               </w:rPr>
-              <w:t>(</w:t>
-            </w:r>
-            <w:r>
-              <w:rPr>
-                <w:rFonts w:hint="eastAsia"/>
-              </w:rPr>
-              <w:t>with</w:t>
-            </w:r>
-            <w:r>
-              <w:rPr>
-                <w:rFonts w:hint="eastAsia"/>
-              </w:rPr>
-              <w:t xml:space="preserve"> time zone)</w:t>
-            </w:r>
-          </w:p>
-        </w:tc>
-        <w:tc>
-          <w:tcPr>
-            <w:tcW w:w="2130" w:type="dxa"/>
+              <w:t>(with time zone)</w:t>
+            </w:r>
+          </w:p>
+        </w:tc>
+        <w:tc>
+          <w:tcPr>
+            <w:tcW w:w="1717" w:type="dxa"/>
           </w:tcPr>
           <w:p>
             <w:r>
@@ -2082,54 +3064,43 @@
         </w:tc>
         <w:tc>
           <w:tcPr>
-            <w:tcW w:w="2131" w:type="dxa"/>
-          </w:tcPr>
-          <w:p>
-            <w:r>
-              <w:rPr>
-                <w:rFonts w:hint="eastAsia"/>
-              </w:rPr>
-              <w:t>time of day(</w:t>
-            </w:r>
-            <w:r>
-              <w:rPr>
-                <w:rFonts w:hint="eastAsia"/>
-              </w:rPr>
-              <w:t>with time zone</w:t>
-            </w:r>
-            <w:r>
-              <w:rPr>
-                <w:rFonts w:hint="eastAsia"/>
-              </w:rPr>
-              <w:t>)</w:t>
-            </w:r>
-          </w:p>
-        </w:tc>
-        <w:tc>
-          <w:tcPr>
-            <w:tcW w:w="2131" w:type="dxa"/>
-          </w:tcPr>
-          <w:p>
-            <w:r>
-              <w:rPr>
-                <w:rFonts w:hint="eastAsia"/>
-              </w:rPr>
-              <w:t>NONE</w:t>
-            </w:r>
-          </w:p>
+            <w:tcW w:w="1796" w:type="dxa"/>
+          </w:tcPr>
+          <w:p>
+            <w:r>
+              <w:rPr>
+                <w:rFonts w:hint="eastAsia"/>
+              </w:rPr>
+              <w:t>time of day(with time zone)</w:t>
+            </w:r>
+          </w:p>
+        </w:tc>
+        <w:tc>
+          <w:tcPr>
+            <w:tcW w:w="1786" w:type="dxa"/>
+          </w:tcPr>
+          <w:p>
+            <w:r>
+              <w:rPr>
+                <w:rFonts w:hint="eastAsia"/>
+              </w:rPr>
+              <w:t>Not support</w:t>
+            </w:r>
+          </w:p>
+        </w:tc>
+        <w:tc>
+          <w:tcPr>
+            <w:tcW w:w="1449" w:type="dxa"/>
+          </w:tcPr>
+          <w:p/>
         </w:tc>
       </w:tr>
       <w:tr>
         <w:tc>
           <w:tcPr>
-            <w:tcW w:w="2130" w:type="dxa"/>
-          </w:tcPr>
-          <w:p>
-            <w:pPr>
-              <w:rPr>
-                <w:rFonts w:hint="eastAsia"/>
-              </w:rPr>
-            </w:pPr>
+            <w:tcW w:w="1774" w:type="dxa"/>
+          </w:tcPr>
+          <w:p>
             <w:r>
               <w:rPr>
                 <w:rFonts w:hint="eastAsia"/>
@@ -2140,14 +3111,9 @@
         </w:tc>
         <w:tc>
           <w:tcPr>
-            <w:tcW w:w="2130" w:type="dxa"/>
-          </w:tcPr>
-          <w:p>
-            <w:pPr>
-              <w:rPr>
-                <w:rFonts w:hint="eastAsia"/>
-              </w:rPr>
-            </w:pPr>
+            <w:tcW w:w="1717" w:type="dxa"/>
+          </w:tcPr>
+          <w:p>
             <w:r>
               <w:rPr>
                 <w:rFonts w:hint="eastAsia"/>
@@ -2158,14 +3124,9 @@
         </w:tc>
         <w:tc>
           <w:tcPr>
-            <w:tcW w:w="2131" w:type="dxa"/>
-          </w:tcPr>
-          <w:p>
-            <w:pPr>
-              <w:rPr>
-                <w:rFonts w:hint="eastAsia"/>
-              </w:rPr>
-            </w:pPr>
+            <w:tcW w:w="1796" w:type="dxa"/>
+          </w:tcPr>
+          <w:p>
             <w:r>
               <w:t>time interval</w:t>
             </w:r>
@@ -2173,61 +3134,55 @@
         </w:tc>
         <w:tc>
           <w:tcPr>
-            <w:tcW w:w="2131" w:type="dxa"/>
-          </w:tcPr>
-          <w:p>
-            <w:pPr>
-              <w:rPr>
-                <w:rFonts w:hint="eastAsia"/>
-              </w:rPr>
-            </w:pPr>
-            <w:r>
-              <w:rPr>
-                <w:rFonts w:hint="eastAsia"/>
-              </w:rPr>
-              <w:t>NONE</w:t>
-            </w:r>
-          </w:p>
+            <w:tcW w:w="1786" w:type="dxa"/>
+          </w:tcPr>
+          <w:p>
+            <w:r>
+              <w:rPr>
+                <w:rFonts w:hint="eastAsia"/>
+              </w:rPr>
+              <w:t>Not support</w:t>
+            </w:r>
+          </w:p>
+        </w:tc>
+        <w:tc>
+          <w:tcPr>
+            <w:tcW w:w="1449" w:type="dxa"/>
+          </w:tcPr>
+          <w:p/>
         </w:tc>
       </w:tr>
     </w:tbl>
+    <w:p/>
     <w:p>
       <w:pPr>
-        <w:rPr>
-          <w:rFonts w:hint="eastAsia"/>
-        </w:rPr>
+        <w:pStyle w:val="Heading1"/>
       </w:pPr>
-    </w:p>
-    <w:p>
-      <w:pPr>
-        <w:pStyle w:val="1"/>
-        <w:rPr>
-          <w:rFonts w:hint="eastAsia"/>
-        </w:rPr>
-      </w:pPr>
-      <w:r>
-        <w:rPr>
-          <w:rFonts w:hint="eastAsia"/>
-        </w:rPr>
+      <w:r>
+        <w:rPr>
+          <w:rFonts w:hint="eastAsia"/>
+        </w:rPr>
+        <w:lastRenderedPageBreak/>
         <w:t>Boolean Type</w:t>
       </w:r>
     </w:p>
     <w:tbl>
       <w:tblPr>
-        <w:tblStyle w:val="a6"/>
+        <w:tblStyle w:val="TableGrid"/>
         <w:tblW w:w="0" w:type="auto"/>
         <w:tblLook w:val="04A0"/>
       </w:tblPr>
       <w:tblGrid>
-        <w:gridCol w:w="2130"/>
-        <w:gridCol w:w="2130"/>
-        <w:gridCol w:w="2131"/>
-        <w:gridCol w:w="2131"/>
+        <w:gridCol w:w="1736"/>
+        <w:gridCol w:w="1806"/>
+        <w:gridCol w:w="1827"/>
+        <w:gridCol w:w="1641"/>
+        <w:gridCol w:w="1512"/>
       </w:tblGrid>
       <w:tr>
         <w:tc>
           <w:tcPr>
-            <w:tcW w:w="2130" w:type="dxa"/>
+            <w:tcW w:w="1736" w:type="dxa"/>
           </w:tcPr>
           <w:p>
             <w:r>
@@ -2240,7 +3195,7 @@
         </w:tc>
         <w:tc>
           <w:tcPr>
-            <w:tcW w:w="2130" w:type="dxa"/>
+            <w:tcW w:w="1806" w:type="dxa"/>
           </w:tcPr>
           <w:p>
             <w:r>
@@ -2253,7 +3208,7 @@
         </w:tc>
         <w:tc>
           <w:tcPr>
-            <w:tcW w:w="2131" w:type="dxa"/>
+            <w:tcW w:w="1827" w:type="dxa"/>
           </w:tcPr>
           <w:p>
             <w:r>
@@ -2266,7 +3221,7 @@
         </w:tc>
         <w:tc>
           <w:tcPr>
-            <w:tcW w:w="2131" w:type="dxa"/>
+            <w:tcW w:w="1641" w:type="dxa"/>
           </w:tcPr>
           <w:p>
             <w:r>
@@ -2274,6 +3229,19 @@
                 <w:rFonts w:hint="eastAsia"/>
               </w:rPr>
               <w:t>Sdb Type</w:t>
+            </w:r>
+          </w:p>
+        </w:tc>
+        <w:tc>
+          <w:tcPr>
+            <w:tcW w:w="1512" w:type="dxa"/>
+          </w:tcPr>
+          <w:p>
+            <w:r>
+              <w:rPr>
+                <w:rFonts w:hint="eastAsia"/>
+              </w:rPr>
+              <w:t>remark</w:t>
             </w:r>
           </w:p>
         </w:tc>
@@ -2281,7 +3249,7 @@
       <w:tr>
         <w:tc>
           <w:tcPr>
-            <w:tcW w:w="2130" w:type="dxa"/>
+            <w:tcW w:w="1736" w:type="dxa"/>
           </w:tcPr>
           <w:p>
             <w:r>
@@ -2291,7 +3259,7 @@
         </w:tc>
         <w:tc>
           <w:tcPr>
-            <w:tcW w:w="2130" w:type="dxa"/>
+            <w:tcW w:w="1806" w:type="dxa"/>
           </w:tcPr>
           <w:p>
             <w:r>
@@ -2304,7 +3272,7 @@
         </w:tc>
         <w:tc>
           <w:tcPr>
-            <w:tcW w:w="2131" w:type="dxa"/>
+            <w:tcW w:w="1827" w:type="dxa"/>
           </w:tcPr>
           <w:p>
             <w:r>
@@ -2314,7 +3282,7 @@
         </w:tc>
         <w:tc>
           <w:tcPr>
-            <w:tcW w:w="2131" w:type="dxa"/>
+            <w:tcW w:w="1641" w:type="dxa"/>
           </w:tcPr>
           <w:p>
             <w:r>
@@ -2322,78 +3290,97 @@
                 <w:rFonts w:hint="eastAsia"/>
               </w:rPr>
               <w:t>Bool</w:t>
+            </w:r>
+            <w:r>
+              <w:rPr>
+                <w:rFonts w:hint="eastAsia"/>
+              </w:rPr>
+              <w:t>/number</w:t>
+            </w:r>
+          </w:p>
+        </w:tc>
+        <w:tc>
+          <w:tcPr>
+            <w:tcW w:w="1512" w:type="dxa"/>
+          </w:tcPr>
+          <w:p>
+            <w:r>
+              <w:rPr>
+                <w:rFonts w:hint="eastAsia"/>
+              </w:rPr>
+              <w:t>0 false</w:t>
+            </w:r>
+          </w:p>
+          <w:p>
+            <w:r>
+              <w:rPr>
+                <w:rFonts w:hint="eastAsia"/>
+              </w:rPr>
+              <w:t>!0 true</w:t>
             </w:r>
           </w:p>
         </w:tc>
       </w:tr>
     </w:tbl>
+    <w:p/>
     <w:p>
       <w:pPr>
-        <w:rPr>
-          <w:rFonts w:hint="eastAsia"/>
-        </w:rPr>
+        <w:pStyle w:val="Heading1"/>
       </w:pPr>
+      <w:r>
+        <w:rPr>
+          <w:rFonts w:hint="eastAsia"/>
+        </w:rPr>
+        <w:t>Enumerated Types</w:t>
+      </w:r>
     </w:p>
     <w:p>
       <w:pPr>
-        <w:pStyle w:val="1"/>
-        <w:rPr>
-          <w:rFonts w:hint="eastAsia"/>
-        </w:rPr>
+        <w:pStyle w:val="Heading1"/>
       </w:pPr>
       <w:r>
         <w:rPr>
           <w:rFonts w:hint="eastAsia"/>
         </w:rPr>
-        <w:lastRenderedPageBreak/>
-        <w:t>Enumerated Types</w:t>
+        <w:t>Geometric Types</w:t>
       </w:r>
     </w:p>
     <w:p>
       <w:pPr>
-        <w:pStyle w:val="1"/>
-        <w:rPr>
-          <w:rFonts w:hint="eastAsia"/>
-        </w:rPr>
+        <w:pStyle w:val="Heading1"/>
       </w:pPr>
       <w:r>
         <w:rPr>
           <w:rFonts w:hint="eastAsia"/>
         </w:rPr>
-        <w:t>Geometric Types</w:t>
+        <w:t>Network Address Types</w:t>
       </w:r>
     </w:p>
     <w:p>
       <w:pPr>
-        <w:pStyle w:val="1"/>
-        <w:rPr>
-          <w:rFonts w:hint="eastAsia"/>
-        </w:rPr>
+        <w:pStyle w:val="Heading1"/>
       </w:pPr>
       <w:r>
         <w:rPr>
           <w:rFonts w:hint="eastAsia"/>
         </w:rPr>
-        <w:t>Network Address Types</w:t>
+        <w:t>Bit String Types</w:t>
       </w:r>
     </w:p>
     <w:p>
       <w:pPr>
-        <w:pStyle w:val="1"/>
-        <w:rPr>
-          <w:rFonts w:hint="eastAsia"/>
-        </w:rPr>
+        <w:pStyle w:val="Heading1"/>
       </w:pPr>
       <w:r>
         <w:rPr>
           <w:rFonts w:hint="eastAsia"/>
         </w:rPr>
-        <w:t>Bit String Types</w:t>
+        <w:t>Test Search Types</w:t>
       </w:r>
     </w:p>
     <w:p>
       <w:pPr>
-        <w:pStyle w:val="1"/>
+        <w:pStyle w:val="Heading1"/>
         <w:rPr>
           <w:rFonts w:hint="eastAsia"/>
         </w:rPr>
@@ -2402,12 +3389,20 @@
         <w:rPr>
           <w:rFonts w:hint="eastAsia"/>
         </w:rPr>
-        <w:t>Test Search Types</w:t>
+        <w:t>UUID Type</w:t>
+      </w:r>
+    </w:p>
+    <w:p>
+      <w:r>
+        <w:rPr>
+          <w:rFonts w:hint="eastAsia"/>
+        </w:rPr>
+        <w:t>不支持</w:t>
       </w:r>
     </w:p>
     <w:p>
       <w:pPr>
-        <w:pStyle w:val="1"/>
+        <w:pStyle w:val="Heading1"/>
         <w:rPr>
           <w:rFonts w:hint="eastAsia"/>
         </w:rPr>
@@ -2416,29 +3411,20 @@
         <w:rPr>
           <w:rFonts w:hint="eastAsia"/>
         </w:rPr>
-        <w:t>UUID Type</w:t>
+        <w:t>XML Type</w:t>
+      </w:r>
+    </w:p>
+    <w:p>
+      <w:r>
+        <w:rPr>
+          <w:rFonts w:hint="eastAsia"/>
+        </w:rPr>
+        <w:t>不支持</w:t>
       </w:r>
     </w:p>
     <w:p>
       <w:pPr>
-        <w:pStyle w:val="1"/>
-        <w:rPr>
-          <w:rFonts w:hint="eastAsia"/>
-        </w:rPr>
-      </w:pPr>
-      <w:r>
-        <w:rPr>
-          <w:rFonts w:hint="eastAsia"/>
-        </w:rPr>
-        <w:t>XML Type</w:t>
-      </w:r>
-    </w:p>
-    <w:p>
-      <w:pPr>
-        <w:pStyle w:val="1"/>
-        <w:rPr>
-          <w:rFonts w:hint="eastAsia"/>
-        </w:rPr>
+        <w:pStyle w:val="Heading1"/>
       </w:pPr>
       <w:r>
         <w:rPr>
@@ -2449,110 +3435,220 @@
     </w:p>
     <w:tbl>
       <w:tblPr>
-        <w:tblStyle w:val="a6"/>
+        <w:tblStyle w:val="TableGrid"/>
+        <w:tblW w:w="0" w:type="auto"/>
+        <w:tblLook w:val="04A0"/>
+      </w:tblPr>
+      <w:tblGrid>
+        <w:gridCol w:w="2439"/>
+        <w:gridCol w:w="2440"/>
+        <w:gridCol w:w="2440"/>
+      </w:tblGrid>
+      <w:tr>
+        <w:trPr>
+          <w:trHeight w:val="301"/>
+        </w:trPr>
+        <w:tc>
+          <w:tcPr>
+            <w:tcW w:w="2439" w:type="dxa"/>
+          </w:tcPr>
+          <w:p>
+            <w:r>
+              <w:rPr>
+                <w:rFonts w:hint="eastAsia"/>
+              </w:rPr>
+              <w:t>Name</w:t>
+            </w:r>
+          </w:p>
+        </w:tc>
+        <w:tc>
+          <w:tcPr>
+            <w:tcW w:w="2440" w:type="dxa"/>
+          </w:tcPr>
+          <w:p>
+            <w:r>
+              <w:rPr>
+                <w:rFonts w:hint="eastAsia"/>
+              </w:rPr>
+              <w:t>Sdb Type</w:t>
+            </w:r>
+          </w:p>
+        </w:tc>
+        <w:tc>
+          <w:tcPr>
+            <w:tcW w:w="2440" w:type="dxa"/>
+          </w:tcPr>
+          <w:p>
+            <w:r>
+              <w:rPr>
+                <w:rFonts w:hint="eastAsia"/>
+              </w:rPr>
+              <w:t>remark</w:t>
+            </w:r>
+          </w:p>
+        </w:tc>
+      </w:tr>
+      <w:tr>
+        <w:trPr>
+          <w:trHeight w:val="601"/>
+        </w:trPr>
+        <w:tc>
+          <w:tcPr>
+            <w:tcW w:w="2439" w:type="dxa"/>
+          </w:tcPr>
+          <w:p>
+            <w:r>
+              <w:rPr>
+                <w:rFonts w:hint="eastAsia"/>
+              </w:rPr>
+              <w:lastRenderedPageBreak/>
+              <w:t>json</w:t>
+            </w:r>
+          </w:p>
+        </w:tc>
+        <w:tc>
+          <w:tcPr>
+            <w:tcW w:w="2440" w:type="dxa"/>
+          </w:tcPr>
+          <w:p>
+            <w:r>
+              <w:rPr>
+                <w:rFonts w:hint="eastAsia"/>
+              </w:rPr>
+              <w:t>Object</w:t>
+            </w:r>
+          </w:p>
+        </w:tc>
+        <w:tc>
+          <w:tcPr>
+            <w:tcW w:w="2440" w:type="dxa"/>
+          </w:tcPr>
+          <w:p>
+            <w:r>
+              <w:t>O</w:t>
+            </w:r>
+            <w:r>
+              <w:rPr>
+                <w:rFonts w:hint="eastAsia"/>
+              </w:rPr>
+              <w:t>n support object query</w:t>
+            </w:r>
+          </w:p>
+        </w:tc>
+      </w:tr>
+    </w:tbl>
+    <w:p>
+      <w:r>
+        <w:rPr>
+          <w:rFonts w:hint="eastAsia"/>
+        </w:rPr>
+        <w:t>原生支持</w:t>
+      </w:r>
+      <w:r>
+        <w:rPr>
+          <w:rFonts w:hint="eastAsia"/>
+        </w:rPr>
+        <w:t>String</w:t>
+      </w:r>
+      <w:r>
+        <w:rPr>
+          <w:rFonts w:hint="eastAsia"/>
+        </w:rPr>
+        <w:t>、</w:t>
+      </w:r>
+      <w:r>
+        <w:rPr>
+          <w:rFonts w:hint="eastAsia"/>
+        </w:rPr>
+        <w:t>Number</w:t>
+      </w:r>
+      <w:r>
+        <w:rPr>
+          <w:rFonts w:hint="eastAsia"/>
+        </w:rPr>
+        <w:t>、</w:t>
+      </w:r>
+      <w:r>
+        <w:rPr>
+          <w:rFonts w:hint="eastAsia"/>
+        </w:rPr>
+        <w:t>Array</w:t>
+      </w:r>
+      <w:r>
+        <w:rPr>
+          <w:rFonts w:hint="eastAsia"/>
+        </w:rPr>
+        <w:t>、</w:t>
+      </w:r>
+      <w:r>
+        <w:rPr>
+          <w:rFonts w:hint="eastAsia"/>
+        </w:rPr>
+        <w:t>Object</w:t>
+      </w:r>
+      <w:r>
+        <w:rPr>
+          <w:rFonts w:hint="eastAsia"/>
+        </w:rPr>
+        <w:t>、</w:t>
+      </w:r>
+      <w:r>
+        <w:rPr>
+          <w:rFonts w:hint="eastAsia"/>
+        </w:rPr>
+        <w:t>Boolean</w:t>
+      </w:r>
+      <w:r>
+        <w:rPr>
+          <w:rFonts w:hint="eastAsia"/>
+        </w:rPr>
+        <w:t>，目前</w:t>
+      </w:r>
+      <w:r>
+        <w:rPr>
+          <w:rFonts w:hint="eastAsia"/>
+        </w:rPr>
+        <w:t>fdw</w:t>
+      </w:r>
+      <w:r>
+        <w:rPr>
+          <w:rFonts w:hint="eastAsia"/>
+        </w:rPr>
+        <w:t>只支持</w:t>
+      </w:r>
+      <w:r>
+        <w:rPr>
+          <w:rFonts w:hint="eastAsia"/>
+        </w:rPr>
+        <w:t>Array,Object</w:t>
+      </w:r>
+      <w:r>
+        <w:rPr>
+          <w:rFonts w:hint="eastAsia"/>
+        </w:rPr>
+        <w:t>的查询操作</w:t>
+      </w:r>
+    </w:p>
+    <w:p>
+      <w:pPr>
+        <w:pStyle w:val="Heading1"/>
+      </w:pPr>
+      <w:r>
+        <w:rPr>
+          <w:rFonts w:hint="eastAsia"/>
+        </w:rPr>
+        <w:t>Arrays</w:t>
+      </w:r>
+    </w:p>
+    <w:tbl>
+      <w:tblPr>
+        <w:tblStyle w:val="TableGrid"/>
         <w:tblW w:w="0" w:type="auto"/>
         <w:tblLook w:val="04A0"/>
       </w:tblPr>
       <w:tblGrid>
         <w:gridCol w:w="2130"/>
         <w:gridCol w:w="2131"/>
-      </w:tblGrid>
-      <w:tr>
-        <w:tc>
-          <w:tcPr>
-            <w:tcW w:w="2130" w:type="dxa"/>
-          </w:tcPr>
-          <w:p>
-            <w:r>
-              <w:rPr>
-                <w:rFonts w:hint="eastAsia"/>
-              </w:rPr>
-              <w:t>Name</w:t>
-            </w:r>
-          </w:p>
-        </w:tc>
-        <w:tc>
-          <w:tcPr>
-            <w:tcW w:w="2131" w:type="dxa"/>
-          </w:tcPr>
-          <w:p>
-            <w:r>
-              <w:rPr>
-                <w:rFonts w:hint="eastAsia"/>
-              </w:rPr>
-              <w:t>Sdb Type</w:t>
-            </w:r>
-          </w:p>
-        </w:tc>
-      </w:tr>
-      <w:tr>
-        <w:tc>
-          <w:tcPr>
-            <w:tcW w:w="2130" w:type="dxa"/>
-          </w:tcPr>
-          <w:p>
-            <w:pPr>
-              <w:rPr>
-                <w:rFonts w:hint="eastAsia"/>
-              </w:rPr>
-            </w:pPr>
-            <w:r>
-              <w:rPr>
-                <w:rFonts w:hint="eastAsia"/>
-              </w:rPr>
-              <w:t>json</w:t>
-            </w:r>
-          </w:p>
-        </w:tc>
-        <w:tc>
-          <w:tcPr>
-            <w:tcW w:w="2131" w:type="dxa"/>
-          </w:tcPr>
-          <w:p>
-            <w:pPr>
-              <w:rPr>
-                <w:rFonts w:hint="eastAsia"/>
-              </w:rPr>
-            </w:pPr>
-            <w:r>
-              <w:rPr>
-                <w:rFonts w:hint="eastAsia"/>
-              </w:rPr>
-              <w:t>Object</w:t>
-            </w:r>
-          </w:p>
-        </w:tc>
-      </w:tr>
-    </w:tbl>
-    <w:p>
-      <w:pPr>
-        <w:rPr>
-          <w:rFonts w:hint="eastAsia"/>
-        </w:rPr>
-      </w:pPr>
-    </w:p>
-    <w:p>
-      <w:pPr>
-        <w:pStyle w:val="1"/>
-        <w:rPr>
-          <w:rFonts w:hint="eastAsia"/>
-        </w:rPr>
-      </w:pPr>
-      <w:r>
-        <w:rPr>
-          <w:rFonts w:hint="eastAsia"/>
-        </w:rPr>
-        <w:t>Arrays</w:t>
-      </w:r>
-    </w:p>
-    <w:tbl>
-      <w:tblPr>
-        <w:tblStyle w:val="a6"/>
-        <w:tblW w:w="0" w:type="auto"/>
-        <w:tblLook w:val="04A0"/>
-      </w:tblPr>
-      <w:tblGrid>
-        <w:gridCol w:w="2130"/>
         <w:gridCol w:w="2131"/>
       </w:tblGrid>
       <w:tr>
@@ -2582,6 +3678,19 @@
             </w:r>
           </w:p>
         </w:tc>
+        <w:tc>
+          <w:tcPr>
+            <w:tcW w:w="2131" w:type="dxa"/>
+          </w:tcPr>
+          <w:p>
+            <w:r>
+              <w:rPr>
+                <w:rFonts w:hint="eastAsia"/>
+              </w:rPr>
+              <w:t>remark</w:t>
+            </w:r>
+          </w:p>
+        </w:tc>
       </w:tr>
       <w:tr>
         <w:tc>
@@ -2589,11 +3698,6 @@
             <w:tcW w:w="2130" w:type="dxa"/>
           </w:tcPr>
           <w:p>
-            <w:pPr>
-              <w:rPr>
-                <w:rFonts w:hint="eastAsia"/>
-              </w:rPr>
-            </w:pPr>
             <w:r>
               <w:rPr>
                 <w:rFonts w:hint="eastAsia"/>
@@ -2607,11 +3711,6 @@
             <w:tcW w:w="2131" w:type="dxa"/>
           </w:tcPr>
           <w:p>
-            <w:pPr>
-              <w:rPr>
-                <w:rFonts w:hint="eastAsia"/>
-              </w:rPr>
-            </w:pPr>
             <w:r>
               <w:rPr>
                 <w:rFonts w:hint="eastAsia"/>
@@ -2619,9 +3718,47 @@
               <w:t>Array</w:t>
             </w:r>
           </w:p>
+        </w:tc>
+        <w:tc>
+          <w:tcPr>
+            <w:tcW w:w="2131" w:type="dxa"/>
+          </w:tcPr>
+          <w:p/>
         </w:tc>
       </w:tr>
     </w:tbl>
+    <w:p/>
+    <w:p>
+      <w:r>
+        <w:t>g varchar(5)[]</w:t>
+      </w:r>
+    </w:p>
+    <w:p>
+      <w:r>
+        <w:t>insert into tt(g) values('{"abc","abcde"}');</w:t>
+      </w:r>
+    </w:p>
+    <w:p>
+      <w:r>
+        <w:t>WARNING:  Cannot convert constant value to BSON</w:t>
+      </w:r>
+    </w:p>
+    <w:p>
+      <w:r>
+        <w:t>HINT:  Constant value data type: 1015</w:t>
+      </w:r>
+    </w:p>
+    <w:p>
+      <w:r>
+        <w:t>WARNING:  convert value failed:key=g</w:t>
+      </w:r>
+    </w:p>
+    <w:p>
+      <w:r>
+        <w:t>INSERT 0 0</w:t>
+      </w:r>
+    </w:p>
+    <w:p/>
     <w:p>
       <w:pPr>
         <w:rPr>
@@ -2632,62 +3769,323 @@
         <w:rPr>
           <w:rFonts w:hint="eastAsia"/>
         </w:rPr>
+        <w:t>不支持</w:t>
+      </w:r>
+      <w:r>
+        <w:rPr>
+          <w:rFonts w:hint="eastAsia"/>
+        </w:rPr>
+        <w:t>varchar</w:t>
+      </w:r>
+      <w:r>
+        <w:rPr>
+          <w:rFonts w:hint="eastAsia"/>
+        </w:rPr>
+        <w:t>类型的一维数组</w:t>
+      </w:r>
+    </w:p>
+    <w:p>
+      <w:pPr>
+        <w:rPr>
+          <w:rFonts w:hint="eastAsia"/>
+        </w:rPr>
+      </w:pPr>
+    </w:p>
+    <w:p>
+      <w:pPr>
+        <w:rPr>
+          <w:rFonts w:hint="eastAsia"/>
+        </w:rPr>
+      </w:pPr>
+      <w:r>
+        <w:t>create foreign table test(i integer ARRAY[4], f float8[], n numeric[], t text[], d timestamp[])server sdb_server options(collectionspace 'pg_test', collection 'test');</w:t>
+      </w:r>
+    </w:p>
+    <w:p>
+      <w:pPr>
+        <w:rPr>
+          <w:rFonts w:hint="eastAsia"/>
+        </w:rPr>
+      </w:pPr>
+    </w:p>
+    <w:p>
+      <w:r>
+        <w:t>INSERT INTO test(n) values( ARRAY[1.1,1.2,1.3]);</w:t>
+      </w:r>
+    </w:p>
+    <w:p>
+      <w:r>
+        <w:t>WARNING:  Cannot convert constant value to BSON</w:t>
+      </w:r>
+    </w:p>
+    <w:p>
+      <w:r>
+        <w:t>HINT:  Constant value data type: 1231</w:t>
+      </w:r>
+    </w:p>
+    <w:p>
+      <w:r>
+        <w:t>WARNING:  convert value failed:key=n</w:t>
+      </w:r>
+    </w:p>
+    <w:p>
+      <w:pPr>
+        <w:rPr>
+          <w:rFonts w:hint="eastAsia"/>
+        </w:rPr>
+      </w:pPr>
+      <w:r>
+        <w:t>INSERT 0 0</w:t>
+      </w:r>
+    </w:p>
+    <w:p>
+      <w:pPr>
+        <w:rPr>
+          <w:rFonts w:hint="eastAsia"/>
+        </w:rPr>
+      </w:pPr>
+      <w:r>
+        <w:rPr>
+          <w:rFonts w:hint="eastAsia"/>
+        </w:rPr>
+        <w:t>不支持</w:t>
+      </w:r>
+      <w:r>
+        <w:t>numeric</w:t>
+      </w:r>
+      <w:r>
+        <w:rPr>
+          <w:rFonts w:hint="eastAsia"/>
+        </w:rPr>
+        <w:t>的数组</w:t>
+      </w:r>
+    </w:p>
+    <w:p>
+      <w:pPr>
+        <w:rPr>
+          <w:rFonts w:hint="eastAsia"/>
+        </w:rPr>
+      </w:pPr>
+    </w:p>
+    <w:p>
+      <w:r>
+        <w:t>tpch=# create foreign table test(d decimal[],g bpchar[])server sdb_server options(collectionspace 'pg_test', collection 'test');</w:t>
+      </w:r>
+    </w:p>
+    <w:p>
+      <w:r>
+        <w:t>CREATE FOREIGN TABLE</w:t>
+      </w:r>
+    </w:p>
+    <w:p>
+      <w:r>
+        <w:t>tpch=# INSERT INTO test(d) values('{1.6,2.5}');                                 WARNING:  Cannot convert constant value to BSON</w:t>
+      </w:r>
+    </w:p>
+    <w:p>
+      <w:r>
+        <w:t>HINT:  Constant value data type: 1231</w:t>
+      </w:r>
+    </w:p>
+    <w:p>
+      <w:r>
+        <w:t>WARNING:  convert value failed:key=d</w:t>
+      </w:r>
+    </w:p>
+    <w:p>
+      <w:pPr>
+        <w:rPr>
+          <w:rFonts w:hint="eastAsia"/>
+        </w:rPr>
+      </w:pPr>
+      <w:r>
+        <w:t>INSERT 0 0</w:t>
+      </w:r>
+    </w:p>
+    <w:p>
+      <w:pPr>
+        <w:rPr>
+          <w:rFonts w:hint="eastAsia"/>
+        </w:rPr>
+      </w:pPr>
+    </w:p>
+    <w:p>
+      <w:pPr>
+        <w:rPr>
+          <w:rFonts w:hint="eastAsia"/>
+        </w:rPr>
+      </w:pPr>
+      <w:r>
+        <w:rPr>
+          <w:rFonts w:hint="eastAsia"/>
+        </w:rPr>
+        <w:t>不支持</w:t>
+      </w:r>
+      <w:r>
+        <w:t>decimal</w:t>
+      </w:r>
+      <w:r>
+        <w:rPr>
+          <w:rFonts w:hint="eastAsia"/>
+        </w:rPr>
+        <w:t>的数组</w:t>
+      </w:r>
+    </w:p>
+    <w:p>
+      <w:pPr>
+        <w:rPr>
+          <w:rFonts w:hint="eastAsia"/>
+        </w:rPr>
+      </w:pPr>
+    </w:p>
+    <w:p/>
+    <w:p>
+      <w:r>
+        <w:t>update tt set a[1]=2;</w:t>
+      </w:r>
+    </w:p>
+    <w:p>
+      <w:r>
+        <w:t>WARNING:  Cannot convert constant value to BSON</w:t>
+      </w:r>
+    </w:p>
+    <w:p>
+      <w:r>
+        <w:lastRenderedPageBreak/>
+        <w:t>HINT:  Constant value data type: 1003</w:t>
+      </w:r>
+    </w:p>
+    <w:p>
+      <w:r>
+        <w:t>WARNING:  convert value failed:key=c</w:t>
+      </w:r>
+    </w:p>
+    <w:p>
+      <w:r>
+        <w:t>UPDATE 5</w:t>
+      </w:r>
+    </w:p>
+    <w:p>
+      <w:r>
+        <w:t>pgbench=# select * from tt where a[1]=2;</w:t>
+      </w:r>
+    </w:p>
+    <w:p/>
+    <w:p>
+      <w:r>
+        <w:rPr>
+          <w:rFonts w:hint="eastAsia"/>
+        </w:rPr>
+        <w:t>查询时支持下标，更新时不支持</w:t>
+      </w:r>
+    </w:p>
+    <w:p>
+      <w:pPr>
+        <w:rPr>
+          <w:rFonts w:hint="eastAsia"/>
+        </w:rPr>
+      </w:pPr>
+    </w:p>
+    <w:p>
+      <w:r>
+        <w:t>tpch=# insert into test(c) values('{"y","f"}'::boolean[])</w:t>
+      </w:r>
+    </w:p>
+    <w:p>
+      <w:r>
+        <w:t>;</w:t>
+      </w:r>
+    </w:p>
+    <w:p>
+      <w:r>
+        <w:t>WARNING:  Cannot convert constant value to BSON</w:t>
+      </w:r>
+    </w:p>
+    <w:p>
+      <w:r>
+        <w:t>HINT:  Constant value data type: 1000</w:t>
+      </w:r>
+    </w:p>
+    <w:p>
+      <w:r>
+        <w:t>WARNING:  convert value failed:key=c</w:t>
+      </w:r>
+    </w:p>
+    <w:p>
+      <w:pPr>
+        <w:rPr>
+          <w:rFonts w:hint="eastAsia"/>
+        </w:rPr>
+      </w:pPr>
+      <w:r>
+        <w:t>INSERT 0 0</w:t>
+      </w:r>
+    </w:p>
+    <w:p>
+      <w:r>
+        <w:rPr>
+          <w:rFonts w:hint="eastAsia"/>
+        </w:rPr>
+        <w:t>不支持</w:t>
+      </w:r>
+      <w:r>
+        <w:rPr>
+          <w:rFonts w:hint="eastAsia"/>
+        </w:rPr>
+        <w:t>boolean</w:t>
+      </w:r>
+      <w:r>
+        <w:rPr>
+          <w:rFonts w:hint="eastAsia"/>
+        </w:rPr>
+        <w:t>数组</w:t>
+      </w:r>
+    </w:p>
+    <w:p>
+      <w:r>
+        <w:rPr>
+          <w:rFonts w:hint="eastAsia"/>
+        </w:rPr>
         <w:t>多维暂时不支持</w:t>
       </w:r>
     </w:p>
+    <w:p/>
     <w:p>
       <w:pPr>
-        <w:rPr>
-          <w:rFonts w:hint="eastAsia"/>
-        </w:rPr>
+        <w:pStyle w:val="Heading1"/>
       </w:pPr>
+      <w:r>
+        <w:rPr>
+          <w:rFonts w:hint="eastAsia"/>
+        </w:rPr>
+        <w:t>Composite Types</w:t>
+      </w:r>
     </w:p>
     <w:p>
       <w:pPr>
-        <w:pStyle w:val="1"/>
-        <w:rPr>
-          <w:rFonts w:hint="eastAsia"/>
-        </w:rPr>
+        <w:pStyle w:val="Heading1"/>
       </w:pPr>
       <w:r>
         <w:rPr>
           <w:rFonts w:hint="eastAsia"/>
         </w:rPr>
-        <w:lastRenderedPageBreak/>
-        <w:t>Composite Types</w:t>
+        <w:t>Range Types</w:t>
       </w:r>
     </w:p>
     <w:p>
       <w:pPr>
-        <w:pStyle w:val="1"/>
-        <w:rPr>
-          <w:rFonts w:hint="eastAsia"/>
-        </w:rPr>
+        <w:pStyle w:val="Heading1"/>
       </w:pPr>
       <w:r>
         <w:rPr>
           <w:rFonts w:hint="eastAsia"/>
         </w:rPr>
-        <w:t>Range Types</w:t>
+        <w:t>Ojbect Identifier Types</w:t>
       </w:r>
     </w:p>
     <w:p>
       <w:pPr>
-        <w:pStyle w:val="1"/>
-        <w:rPr>
-          <w:rFonts w:hint="eastAsia"/>
-        </w:rPr>
-      </w:pPr>
-      <w:r>
-        <w:rPr>
-          <w:rFonts w:hint="eastAsia"/>
-        </w:rPr>
-        <w:t>Ojbect Identifier Types</w:t>
-      </w:r>
-    </w:p>
-    <w:p>
-      <w:pPr>
-        <w:pStyle w:val="1"/>
+        <w:pStyle w:val="Heading1"/>
       </w:pPr>
       <w:r>
         <w:rPr>
@@ -2708,14 +4106,14 @@
 
 <file path=word/endnotes.xml><?xml version="1.0" encoding="utf-8"?>
 <w:endnotes xmlns:ve="http://schemas.openxmlformats.org/markup-compatibility/2006" xmlns:o="urn:schemas-microsoft-com:office:office" xmlns:r="http://schemas.openxmlformats.org/officeDocument/2006/relationships" xmlns:m="http://schemas.openxmlformats.org/officeDocument/2006/math" xmlns:v="urn:schemas-microsoft-com:vml" xmlns:wp="http://schemas.openxmlformats.org/drawingml/2006/wordprocessingDrawing" xmlns:w10="urn:schemas-microsoft-com:office:word" xmlns:w="http://schemas.openxmlformats.org/wordprocessingml/2006/main" xmlns:wne="http://schemas.microsoft.com/office/word/2006/wordml">
-  <w:endnote w:type="separator" w:id="-1">
+  <w:endnote w:type="separator" w:id="0">
     <w:p>
       <w:r>
         <w:separator/>
       </w:r>
     </w:p>
   </w:endnote>
-  <w:endnote w:type="continuationSeparator" w:id="0">
+  <w:endnote w:type="continuationSeparator" w:id="1">
     <w:p>
       <w:r>
         <w:continuationSeparator/>
@@ -2727,14 +4125,14 @@
 
 <file path=word/footnotes.xml><?xml version="1.0" encoding="utf-8"?>
 <w:footnotes xmlns:ve="http://schemas.openxmlformats.org/markup-compatibility/2006" xmlns:o="urn:schemas-microsoft-com:office:office" xmlns:r="http://schemas.openxmlformats.org/officeDocument/2006/relationships" xmlns:m="http://schemas.openxmlformats.org/officeDocument/2006/math" xmlns:v="urn:schemas-microsoft-com:vml" xmlns:wp="http://schemas.openxmlformats.org/drawingml/2006/wordprocessingDrawing" xmlns:w10="urn:schemas-microsoft-com:office:word" xmlns:w="http://schemas.openxmlformats.org/wordprocessingml/2006/main" xmlns:wne="http://schemas.microsoft.com/office/word/2006/wordml">
-  <w:footnote w:type="separator" w:id="-1">
+  <w:footnote w:type="separator" w:id="0">
     <w:p>
       <w:r>
         <w:separator/>
       </w:r>
     </w:p>
   </w:footnote>
-  <w:footnote w:type="continuationSeparator" w:id="0">
+  <w:footnote w:type="continuationSeparator" w:id="1">
     <w:p>
       <w:r>
         <w:continuationSeparator/>
@@ -2897,7 +4295,7 @@
     <w:lsdException w:name="Bibliography" w:uiPriority="37"/>
     <w:lsdException w:name="TOC Heading" w:uiPriority="39" w:qFormat="1"/>
   </w:latentStyles>
-  <w:style w:type="paragraph" w:default="1" w:styleId="a">
+  <w:style w:type="paragraph" w:default="1" w:styleId="Normal">
     <w:name w:val="Normal"/>
     <w:qFormat/>
     <w:rsid w:val="00300CE2"/>
@@ -2906,11 +4304,11 @@
       <w:jc w:val="both"/>
     </w:pPr>
   </w:style>
-  <w:style w:type="paragraph" w:styleId="1">
+  <w:style w:type="paragraph" w:styleId="Heading1">
     <w:name w:val="heading 1"/>
-    <w:basedOn w:val="a"/>
-    <w:next w:val="a"/>
-    <w:link w:val="1Char"/>
+    <w:basedOn w:val="Normal"/>
+    <w:next w:val="Normal"/>
+    <w:link w:val="Heading1Char"/>
     <w:uiPriority w:val="9"/>
     <w:qFormat/>
     <w:rsid w:val="00B965A6"/>
@@ -2928,13 +4326,13 @@
       <w:szCs w:val="44"/>
     </w:rPr>
   </w:style>
-  <w:style w:type="character" w:default="1" w:styleId="a0">
+  <w:style w:type="character" w:default="1" w:styleId="DefaultParagraphFont">
     <w:name w:val="Default Paragraph Font"/>
     <w:uiPriority w:val="1"/>
     <w:semiHidden/>
     <w:unhideWhenUsed/>
   </w:style>
-  <w:style w:type="table" w:default="1" w:styleId="a1">
+  <w:style w:type="table" w:default="1" w:styleId="TableNormal">
     <w:name w:val="Normal Table"/>
     <w:uiPriority w:val="99"/>
     <w:semiHidden/>
@@ -2950,16 +4348,16 @@
       </w:tblCellMar>
     </w:tblPr>
   </w:style>
-  <w:style w:type="numbering" w:default="1" w:styleId="a2">
+  <w:style w:type="numbering" w:default="1" w:styleId="NoList">
     <w:name w:val="No List"/>
     <w:uiPriority w:val="99"/>
     <w:semiHidden/>
     <w:unhideWhenUsed/>
   </w:style>
-  <w:style w:type="paragraph" w:styleId="a3">
+  <w:style w:type="paragraph" w:styleId="Header">
     <w:name w:val="header"/>
-    <w:basedOn w:val="a"/>
-    <w:link w:val="Char"/>
+    <w:basedOn w:val="Normal"/>
+    <w:link w:val="HeaderChar"/>
     <w:uiPriority w:val="99"/>
     <w:semiHidden/>
     <w:unhideWhenUsed/>
@@ -2980,10 +4378,10 @@
       <w:szCs w:val="18"/>
     </w:rPr>
   </w:style>
-  <w:style w:type="character" w:customStyle="1" w:styleId="Char">
-    <w:name w:val="页眉 Char"/>
-    <w:basedOn w:val="a0"/>
-    <w:link w:val="a3"/>
+  <w:style w:type="character" w:customStyle="1" w:styleId="HeaderChar">
+    <w:name w:val="Header Char"/>
+    <w:basedOn w:val="DefaultParagraphFont"/>
+    <w:link w:val="Header"/>
     <w:uiPriority w:val="99"/>
     <w:semiHidden/>
     <w:rsid w:val="00B965A6"/>
@@ -2992,10 +4390,10 @@
       <w:szCs w:val="18"/>
     </w:rPr>
   </w:style>
-  <w:style w:type="paragraph" w:styleId="a4">
+  <w:style w:type="paragraph" w:styleId="Footer">
     <w:name w:val="footer"/>
-    <w:basedOn w:val="a"/>
-    <w:link w:val="Char0"/>
+    <w:basedOn w:val="Normal"/>
+    <w:link w:val="FooterChar"/>
     <w:uiPriority w:val="99"/>
     <w:semiHidden/>
     <w:unhideWhenUsed/>
@@ -3013,10 +4411,10 @@
       <w:szCs w:val="18"/>
     </w:rPr>
   </w:style>
-  <w:style w:type="character" w:customStyle="1" w:styleId="Char0">
-    <w:name w:val="页脚 Char"/>
-    <w:basedOn w:val="a0"/>
-    <w:link w:val="a4"/>
+  <w:style w:type="character" w:customStyle="1" w:styleId="FooterChar">
+    <w:name w:val="Footer Char"/>
+    <w:basedOn w:val="DefaultParagraphFont"/>
+    <w:link w:val="Footer"/>
     <w:uiPriority w:val="99"/>
     <w:semiHidden/>
     <w:rsid w:val="00B965A6"/>
@@ -3025,10 +4423,10 @@
       <w:szCs w:val="18"/>
     </w:rPr>
   </w:style>
-  <w:style w:type="character" w:customStyle="1" w:styleId="1Char">
-    <w:name w:val="标题 1 Char"/>
-    <w:basedOn w:val="a0"/>
-    <w:link w:val="1"/>
+  <w:style w:type="character" w:customStyle="1" w:styleId="Heading1Char">
+    <w:name w:val="Heading 1 Char"/>
+    <w:basedOn w:val="DefaultParagraphFont"/>
+    <w:link w:val="Heading1"/>
     <w:uiPriority w:val="9"/>
     <w:rsid w:val="00B965A6"/>
     <w:rPr>
@@ -3039,10 +4437,10 @@
       <w:szCs w:val="44"/>
     </w:rPr>
   </w:style>
-  <w:style w:type="paragraph" w:styleId="a5">
+  <w:style w:type="paragraph" w:styleId="DocumentMap">
     <w:name w:val="Document Map"/>
-    <w:basedOn w:val="a"/>
-    <w:link w:val="Char1"/>
+    <w:basedOn w:val="Normal"/>
+    <w:link w:val="DocumentMapChar"/>
     <w:uiPriority w:val="99"/>
     <w:semiHidden/>
     <w:unhideWhenUsed/>
@@ -3053,10 +4451,10 @@
       <w:szCs w:val="18"/>
     </w:rPr>
   </w:style>
-  <w:style w:type="character" w:customStyle="1" w:styleId="Char1">
-    <w:name w:val="文档结构图 Char"/>
-    <w:basedOn w:val="a0"/>
-    <w:link w:val="a5"/>
+  <w:style w:type="character" w:customStyle="1" w:styleId="DocumentMapChar">
+    <w:name w:val="Document Map Char"/>
+    <w:basedOn w:val="DefaultParagraphFont"/>
+    <w:link w:val="DocumentMap"/>
     <w:uiPriority w:val="99"/>
     <w:semiHidden/>
     <w:rsid w:val="00B965A6"/>
@@ -3066,9 +4464,9 @@
       <w:szCs w:val="18"/>
     </w:rPr>
   </w:style>
-  <w:style w:type="table" w:styleId="a6">
+  <w:style w:type="table" w:styleId="TableGrid">
     <w:name w:val="Table Grid"/>
-    <w:basedOn w:val="a1"/>
+    <w:basedOn w:val="TableNormal"/>
     <w:uiPriority w:val="59"/>
     <w:rsid w:val="00B965A6"/>
     <w:tblPr>
